--- a/Report_Final Project Report_Complete.docx
+++ b/Report_Final Project Report_Complete.docx
@@ -3741,8 +3741,8 @@
       <w:pPr>
         <w:pStyle w:val="3"/>
       </w:pPr>
-      <w:bookmarkStart w:id="5" w:name="_Toc82376802"/>
-      <w:bookmarkStart w:id="6" w:name="_Toc235151127"/>
+      <w:bookmarkStart w:id="5" w:name="_Toc235151127"/>
+      <w:bookmarkStart w:id="6" w:name="_Toc82376802"/>
       <w:r>
         <w:t>1. Overview</w:t>
       </w:r>
@@ -3838,15 +3838,15 @@
     </w:p>
     <w:p>
       <w:r>
-        <w:t>Several existing platforms serve as reference points for this project. Major e-commerce platforms such as Shopee and Lazada provide general-purpose online shopping experiences but lack specialization for sportswear. Dedicated sports retailers like Nike.com and Adidas.com offer tailored shopping experiences but operate at enterprise scale with proprietary technology stacks. These systems informed our design decisions, particularly in areas of product filtering, checkout workflows, and user review mechanisms.</w:t>
+        <w:t>Several existing platforms serve as reference points for this project. Major e-commerce platforms such as Shopee and Lazada provide general-purpose online shopping experiences but lack specialization for sportswear. Dedicated sports retailers like Nike.com and Adidas.com offer tailored shopping experiences but operate at enterprise scale with proprietary technology stacks. These systems informed our design decisions, particularly in areas of product filtering, checkout workflows.</w:t>
       </w:r>
     </w:p>
     <w:p>
       <w:pPr>
         <w:pStyle w:val="3"/>
       </w:pPr>
-      <w:bookmarkStart w:id="13" w:name="_Toc82376805"/>
-      <w:bookmarkStart w:id="14" w:name="_Toc235151130"/>
+      <w:bookmarkStart w:id="13" w:name="_Toc235151130"/>
+      <w:bookmarkStart w:id="14" w:name="_Toc82376805"/>
       <w:r>
         <w:t>4. Business Opportunity</w:t>
       </w:r>
@@ -3867,8 +3867,8 @@
       <w:pPr>
         <w:pStyle w:val="3"/>
       </w:pPr>
-      <w:bookmarkStart w:id="15" w:name="_Toc82376806"/>
-      <w:bookmarkStart w:id="16" w:name="_Toc235151131"/>
+      <w:bookmarkStart w:id="15" w:name="_Toc235151131"/>
+      <w:bookmarkStart w:id="16" w:name="_Toc82376806"/>
       <w:r>
         <w:t>5. Software Product Vision</w:t>
       </w:r>
@@ -3916,7 +3916,7 @@
         <w:spacing w:after="120"/>
       </w:pPr>
       <w:r>
-        <w:t>To empower customers to assess product quality through an integrated review and rating mechanism.</w:t>
+        <w:t>To empower customers to assess product quality through an integrated review .</w:t>
       </w:r>
     </w:p>
     <w:p>
@@ -4026,19 +4026,6 @@
       </w:pPr>
       <w:r>
         <w:t>Order status management: enabling order progress tracking and status notifications.</w:t>
-      </w:r>
-    </w:p>
-    <w:p>
-      <w:pPr>
-        <w:pStyle w:val="16"/>
-        <w:numPr>
-          <w:ilvl w:val="0"/>
-          <w:numId w:val="3"/>
-        </w:numPr>
-        <w:spacing w:after="120"/>
-      </w:pPr>
-      <w:r>
-        <w:t>Product review management: supporting product ratings and written reviews from verified purchasers.</w:t>
       </w:r>
     </w:p>
     <w:p>
@@ -4162,8 +4149,8 @@
       <w:pPr>
         <w:pStyle w:val="3"/>
       </w:pPr>
-      <w:bookmarkStart w:id="21" w:name="_Toc235151134"/>
-      <w:bookmarkStart w:id="22" w:name="_Toc82376809"/>
+      <w:bookmarkStart w:id="21" w:name="_Toc82376809"/>
+      <w:bookmarkStart w:id="22" w:name="_Toc235151134"/>
       <w:r>
         <w:t>1. Overview</w:t>
       </w:r>
@@ -4264,7 +4251,7 @@
         <w:spacing w:after="120"/>
       </w:pPr>
       <w:r>
-        <w:t>Product Review &amp; Rating (UC06, UC14, UC22): Simple Complexity | Effort: 3 Man-Days</w:t>
+        <w:t>Product Review (UC06 , UC22): Simple Complexity | Effort: 3 Man-Days</w:t>
       </w:r>
     </w:p>
     <w:p>
@@ -4446,8 +4433,8 @@
       <w:pPr>
         <w:pStyle w:val="3"/>
       </w:pPr>
-      <w:bookmarkStart w:id="25" w:name="_Toc235151135"/>
-      <w:bookmarkStart w:id="26" w:name="_Toc82376810"/>
+      <w:bookmarkStart w:id="25" w:name="_Toc82376810"/>
+      <w:bookmarkStart w:id="26" w:name="_Toc235151135"/>
       <w:r>
         <w:t>2. Management Approach</w:t>
       </w:r>
@@ -4687,7 +4674,13 @@
         <w:ind w:left="720" w:hanging="360"/>
       </w:pPr>
       <w:r>
-        <w:t>ReactJS &amp; State Management (Week 1-2): Targeted self-paced tutorials and pair programming sessions on custom hooks, Redux/Context API, and Axios interceptors.</w:t>
+        <w:rPr>
+          <w:lang w:val="en-US"/>
+        </w:rPr>
+        <w:t>Flutter</w:t>
+      </w:r>
+      <w:r>
+        <w:t>&amp; State Management (Week 1-2): Targeted self-paced tutorials and pair programming sessions on custom hooks, Redux/Context API, and Axios interceptors.</w:t>
       </w:r>
     </w:p>
     <w:p>
@@ -4781,7 +4774,23 @@
         <w:ind w:left="720" w:hanging="360"/>
       </w:pPr>
       <w:r>
-        <w:t>D03 - Source Code Repository: Internal &amp; external deliverable containing fully commented Spring Boot backend and ReactJS frontend codebase hosted on GitHub.</w:t>
+        <w:t xml:space="preserve">D03 - Source Code Repository: Internal &amp; external deliverable containing fully commented Spring Boot backend and </w:t>
+      </w:r>
+      <w:r>
+        <w:rPr>
+          <w:lang w:val="en-US"/>
+        </w:rPr>
+        <w:t>Flutter</w:t>
+      </w:r>
+      <w:r>
+        <w:rPr>
+          <w:rFonts w:hint="default"/>
+          <w:lang w:val="en-US"/>
+        </w:rPr>
+        <w:t xml:space="preserve"> </w:t>
+      </w:r>
+      <w:r>
+        <w:t>frontend codebase hosted on GitHub.</w:t>
       </w:r>
     </w:p>
     <w:p>
@@ -4817,8 +4826,8 @@
         <w:pStyle w:val="3"/>
       </w:pPr>
       <w:bookmarkStart w:id="31" w:name="_Toc235151137"/>
-      <w:bookmarkStart w:id="32" w:name="_Toc82376813"/>
-      <w:bookmarkStart w:id="33" w:name="_Toc47946902"/>
+      <w:bookmarkStart w:id="32" w:name="_Toc47946902"/>
+      <w:bookmarkStart w:id="33" w:name="_Toc82376813"/>
       <w:r>
         <w:t>4. Responsibility Assignments</w:t>
       </w:r>
@@ -4856,7 +4865,17 @@
         <w:spacing w:after="120"/>
       </w:pPr>
       <w:r>
-        <w:t>Frontend UI/UX Implementation (ReactJS): Frontend Lead (Accountable/Responsible), Backend Lead (Consulted).</w:t>
+        <w:t>Frontend UI/UX Implementation (</w:t>
+      </w:r>
+      <w:r>
+        <w:rPr>
+          <w:rFonts w:hint="default"/>
+          <w:lang w:val="en-US"/>
+        </w:rPr>
+        <w:t>Flutter</w:t>
+      </w:r>
+      <w:r>
+        <w:t>): Frontend Lead (Accountable/Responsible), Backend Lead (Consulted).</w:t>
       </w:r>
     </w:p>
     <w:p>
@@ -5121,7 +5140,16 @@
         <w:spacing w:after="120"/>
       </w:pPr>
       <w:r>
-        <w:t>JavaScript/ReactJS (frontend user interface)</w:t>
+        <w:t>JavaScript/</w:t>
+      </w:r>
+      <w:r>
+        <w:rPr>
+          <w:lang w:val="en-US"/>
+        </w:rPr>
+        <w:t>Flutter</w:t>
+      </w:r>
+      <w:r>
+        <w:t>(frontend user interface)</w:t>
       </w:r>
     </w:p>
     <w:p>
@@ -5169,7 +5197,20 @@
         <w:spacing w:after="120"/>
       </w:pPr>
       <w:r>
-        <w:t>ReactJS for building the frontend user interface</w:t>
+        <w:rPr>
+          <w:lang w:val="en-US"/>
+        </w:rPr>
+        <w:t>Flutter</w:t>
+      </w:r>
+      <w:r>
+        <w:rPr>
+          <w:rFonts w:hint="default"/>
+          <w:lang w:val="en-US"/>
+        </w:rPr>
+        <w:t xml:space="preserve"> </w:t>
+      </w:r>
+      <w:r>
+        <w:t>for building the frontend user interface</w:t>
       </w:r>
     </w:p>
     <w:p>
@@ -5326,17 +5367,34 @@
       </w:r>
     </w:p>
     <w:p>
-      <w:r>
-        <w:t>The system is realized as a multi-client platform utilizing ReactJS for web interfaces, Flutter for mobile applications, and Spring Boot for backend microservices, adhering to a Distributed Multi-Service (Microservice-oriented) architectural pattern.</w:t>
-      </w:r>
-    </w:p>
-    <w:p>
       <w:pPr>
         <w:pStyle w:val="3"/>
+        <w:rPr>
+          <w:rFonts w:hint="default" w:ascii="Calibri" w:hAnsi="Calibri" w:eastAsia="SimSun" w:cs="Calibri"/>
+          <w:b w:val="0"/>
+          <w:bCs/>
+          <w:sz w:val="22"/>
+          <w:szCs w:val="22"/>
+        </w:rPr>
       </w:pPr>
       <w:bookmarkStart w:id="41" w:name="_Toc235151141"/>
       <w:bookmarkStart w:id="42" w:name="_Toc82376817"/>
       <w:r>
+        <w:rPr>
+          <w:rFonts w:hint="default" w:ascii="Calibri" w:hAnsi="Calibri" w:eastAsia="SimSun" w:cs="Calibri"/>
+          <w:b w:val="0"/>
+          <w:bCs/>
+          <w:sz w:val="22"/>
+          <w:szCs w:val="22"/>
+        </w:rPr>
+        <w:t>The system is realized as a multi-platform application utilizing Flutter (Dart) for both Web and Mobile clients, communicating with the Spring Boot backend through REST APIs.</w:t>
+      </w:r>
+    </w:p>
+    <w:p>
+      <w:pPr>
+        <w:pStyle w:val="3"/>
+      </w:pPr>
+      <w:r>
         <w:t>2. User Requirements</w:t>
       </w:r>
       <w:bookmarkEnd w:id="41"/>
@@ -5358,7 +5416,17 @@
     </w:p>
     <w:p>
       <w:r>
-        <w:t>2. Admin - Responsible for review/rating management, review responses, AI product classification, and order status updates.</w:t>
+        <w:t>2. Admin - Responsible for review</w:t>
+      </w:r>
+      <w:r>
+        <w:rPr>
+          <w:rFonts w:hint="default"/>
+          <w:lang w:val="en-US"/>
+        </w:rPr>
+        <w:t xml:space="preserve"> </w:t>
+      </w:r>
+      <w:r>
+        <w:t>management, review responses, AI product classification, and order status updates.</w:t>
       </w:r>
     </w:p>
     <w:p>
@@ -5480,7 +5548,7 @@
     </w:p>
     <w:p>
       <w:r>
-        <w:t>UC06 - View Product Reviews: Guest reads existing product reviews and ratings.</w:t>
+        <w:t>UC06 - View Product Reviews: Guest reads existing product reviews.</w:t>
       </w:r>
     </w:p>
     <w:p>
@@ -5510,11 +5578,6 @@
     </w:p>
     <w:p>
       <w:r>
-        <w:t>UC14 - Submit Review: User writes and submits a product review with rating.</w:t>
-      </w:r>
-    </w:p>
-    <w:p>
-      <w:r>
         <w:t>UC15 - Track Order: User monitors the current status of placed orders.</w:t>
       </w:r>
     </w:p>
@@ -5542,8 +5605,8 @@
       <w:pPr>
         <w:pStyle w:val="3"/>
       </w:pPr>
-      <w:bookmarkStart w:id="43" w:name="_Toc235151142"/>
-      <w:bookmarkStart w:id="44" w:name="_Toc82376818"/>
+      <w:bookmarkStart w:id="43" w:name="_Toc82376818"/>
+      <w:bookmarkStart w:id="44" w:name="_Toc235151142"/>
       <w:r>
         <w:t>3. Functional Requirements</w:t>
       </w:r>
@@ -5665,7 +5728,7 @@
         <w:spacing w:after="120"/>
       </w:pPr>
       <w:r>
-        <w:t>Product rating and review submission for verified purchasers.</w:t>
+        <w:t>Product review submission for verified purchasers.</w:t>
       </w:r>
     </w:p>
     <w:p>
@@ -5678,7 +5741,7 @@
         <w:spacing w:after="120"/>
       </w:pPr>
       <w:r>
-        <w:t>Public access to aggregated product reviews and ratings.</w:t>
+        <w:t>Public access to aggregated product reviews.</w:t>
       </w:r>
     </w:p>
     <w:p>
@@ -5889,7 +5952,7 @@
           <w:b/>
           <w:bCs/>
         </w:rPr>
-        <w:t>3.5 Product Review &amp; Administrative Classification Features</w:t>
+        <w:t>3.5 Administrative Classification Features</w:t>
       </w:r>
     </w:p>
     <w:p>
@@ -5911,37 +5974,25 @@
         <w:ind w:hanging="360"/>
       </w:pPr>
       <w:r>
-        <w:t>Function 1: Verified Purchase Review Submission - Enables customers with delivered orders to submit 1-to-5 star ratings and written reviews, which are aggregated to compute average product scores.</w:t>
-      </w:r>
-    </w:p>
-    <w:p>
-      <w:pPr>
-        <w:pStyle w:val="16"/>
-        <w:numPr>
-          <w:ilvl w:val="0"/>
-          <w:numId w:val="15"/>
-        </w:numPr>
-        <w:tabs>
-          <w:tab w:val="left" w:pos="720"/>
-        </w:tabs>
-        <w:spacing w:after="120"/>
-        <w:ind w:hanging="360"/>
-      </w:pPr>
-      <w:r>
-        <w:t>Function 2: AI-Powered Product Classification - Admin can submit new product images and descriptions to the AI service, which automatically detects product categories, genders, and associated sports, allowing admin verification before catalog publishing.</w:t>
-      </w:r>
-    </w:p>
-    <w:p>
-      <w:r>
-        <w:t>…</w:t>
+        <w:t xml:space="preserve">Function </w:t>
+      </w:r>
+      <w:r>
+        <w:rPr>
+          <w:rFonts w:hint="default"/>
+          <w:lang w:val="en-US"/>
+        </w:rPr>
+        <w:t>1</w:t>
+      </w:r>
+      <w:r>
+        <w:t>: AI-Powered Product Classification - Admin can submit new product images and descriptions to the AI service, which automatically detects product categories, genders, and associated sports, allowing admin verification before catalog publishing.</w:t>
       </w:r>
     </w:p>
     <w:p>
       <w:pPr>
         <w:pStyle w:val="3"/>
       </w:pPr>
-      <w:bookmarkStart w:id="46" w:name="_Toc82376819"/>
-      <w:bookmarkStart w:id="47" w:name="_Toc235151143"/>
+      <w:bookmarkStart w:id="46" w:name="_Toc235151143"/>
+      <w:bookmarkStart w:id="47" w:name="_Toc82376819"/>
       <w:r>
         <w:t>4. Non-Functional Requirements</w:t>
       </w:r>
@@ -6588,8 +6639,1718 @@
     </w:p>
     <w:p>
       <w:r>
-        <w:t>The deployment architecture comprises a User Device running ReactJS Frontend communicating via HTTPS REST API to the Backend Server running Docker containerized Spring Boot Application alongside PostgreSQL and Redis instances.</w:t>
-      </w:r>
+        <w:t xml:space="preserve">The deployment architecture comprises a User Device running </w:t>
+      </w:r>
+      <w:r>
+        <w:rPr>
+          <w:lang w:val="en-US"/>
+        </w:rPr>
+        <w:t>Flutter</w:t>
+      </w:r>
+      <w:r>
+        <w:rPr>
+          <w:rFonts w:hint="default"/>
+          <w:lang w:val="en-US"/>
+        </w:rPr>
+        <w:t xml:space="preserve"> </w:t>
+      </w:r>
+      <w:r>
+        <w:t>Frontend communicating via HTTPS REST API to the Backend Server running Docker containerized Spring Boot Application alongside PostgreSQL and Redis instances.</w:t>
+      </w:r>
+    </w:p>
+    <w:p>
+      <w:r>
+        <w:rPr>
+          <w:b/>
+          <w:bCs/>
+        </w:rPr>
+        <w:t>Deployment Diagram:</w:t>
+      </w:r>
+    </w:p>
+    <w:p>
+      <w:r>
+        <w:drawing>
+          <wp:inline distT="0" distB="0" distL="114300" distR="114300">
+            <wp:extent cx="5745480" cy="4936490"/>
+            <wp:effectExtent l="0" t="0" r="0" b="1270"/>
+            <wp:docPr id="1" name="Picture 1"/>
+            <wp:cNvGraphicFramePr>
+              <a:graphicFrameLocks xmlns:a="http://schemas.openxmlformats.org/drawingml/2006/main" noChangeAspect="1"/>
+            </wp:cNvGraphicFramePr>
+            <a:graphic xmlns:a="http://schemas.openxmlformats.org/drawingml/2006/main">
+              <a:graphicData uri="http://schemas.openxmlformats.org/drawingml/2006/picture">
+                <pic:pic xmlns:pic="http://schemas.openxmlformats.org/drawingml/2006/picture">
+                  <pic:nvPicPr>
+                    <pic:cNvPr id="1" name="Picture 1"/>
+                    <pic:cNvPicPr>
+                      <a:picLocks noChangeAspect="1"/>
+                    </pic:cNvPicPr>
+                  </pic:nvPicPr>
+                  <pic:blipFill>
+                    <a:blip r:embed="rId8"/>
+                    <a:stretch>
+                      <a:fillRect/>
+                    </a:stretch>
+                  </pic:blipFill>
+                  <pic:spPr>
+                    <a:xfrm>
+                      <a:off x="0" y="0"/>
+                      <a:ext cx="5745480" cy="4936490"/>
+                    </a:xfrm>
+                    <a:prstGeom prst="rect">
+                      <a:avLst/>
+                    </a:prstGeom>
+                    <a:noFill/>
+                    <a:ln>
+                      <a:noFill/>
+                    </a:ln>
+                  </pic:spPr>
+                </pic:pic>
+              </a:graphicData>
+            </a:graphic>
+          </wp:inline>
+        </w:drawing>
+      </w:r>
+    </w:p>
+    <w:p>
+      <w:pPr>
+        <w:spacing w:after="200"/>
+        <w:jc w:val="center"/>
+        <w:rPr>
+          <w:i/>
+          <w:iCs/>
+          <w:sz w:val="20"/>
+          <w:szCs w:val="20"/>
+        </w:rPr>
+      </w:pPr>
+      <w:r>
+        <w:rPr>
+          <w:i/>
+          <w:iCs/>
+          <w:sz w:val="20"/>
+          <w:szCs w:val="20"/>
+        </w:rPr>
+        <w:t xml:space="preserve">Figure: </w:t>
+      </w:r>
+      <w:r>
+        <w:rPr>
+          <w:rFonts w:hint="default"/>
+          <w:i/>
+          <w:iCs/>
+          <w:sz w:val="20"/>
+          <w:szCs w:val="20"/>
+          <w:lang w:val="en-US"/>
+        </w:rPr>
+        <w:t xml:space="preserve">Context </w:t>
+      </w:r>
+      <w:r>
+        <w:rPr>
+          <w:i/>
+          <w:iCs/>
+          <w:sz w:val="20"/>
+          <w:szCs w:val="20"/>
+        </w:rPr>
+        <w:t>Diagram</w:t>
+      </w:r>
+    </w:p>
+    <w:p>
+      <w:pPr>
+        <w:pStyle w:val="3"/>
+        <w:keepNext w:val="0"/>
+        <w:keepLines w:val="0"/>
+        <w:widowControl/>
+        <w:suppressLineNumbers w:val="0"/>
+        <w:pBdr>
+          <w:bottom w:val="none" w:color="auto" w:sz="0" w:space="0"/>
+        </w:pBdr>
+        <w:spacing w:before="288" w:beforeAutospacing="0" w:after="192" w:afterAutospacing="0" w:line="12" w:lineRule="atLeast"/>
+        <w:ind w:left="0" w:firstLine="0"/>
+        <w:rPr>
+          <w:rFonts w:ascii="Segoe UI" w:hAnsi="Segoe UI" w:eastAsia="Segoe UI" w:cs="Segoe UI"/>
+          <w:b/>
+          <w:i w:val="0"/>
+          <w:caps w:val="0"/>
+          <w:color w:val="auto"/>
+          <w:spacing w:val="0"/>
+          <w:sz w:val="21"/>
+          <w:szCs w:val="21"/>
+        </w:rPr>
+      </w:pPr>
+      <w:r>
+        <w:rPr>
+          <w:rFonts w:hint="default" w:ascii="Segoe UI" w:hAnsi="Segoe UI" w:eastAsia="Segoe UI" w:cs="Segoe UI"/>
+          <w:b/>
+          <w:i w:val="0"/>
+          <w:caps w:val="0"/>
+          <w:color w:val="auto"/>
+          <w:spacing w:val="0"/>
+          <w:sz w:val="21"/>
+          <w:szCs w:val="21"/>
+        </w:rPr>
+        <w:t>Actors and Data Flows</w:t>
+      </w:r>
+    </w:p>
+    <w:tbl>
+      <w:tblPr>
+        <w:tblStyle w:val="14"/>
+        <w:tblW w:w="0" w:type="auto"/>
+        <w:tblInd w:w="0" w:type="dxa"/>
+        <w:tblBorders>
+          <w:top w:val="none" w:color="auto" w:sz="0" w:space="0"/>
+          <w:left w:val="none" w:color="auto" w:sz="0" w:space="0"/>
+          <w:bottom w:val="none" w:color="auto" w:sz="0" w:space="0"/>
+          <w:right w:val="none" w:color="auto" w:sz="0" w:space="0"/>
+          <w:insideH w:val="none" w:color="auto" w:sz="0" w:space="0"/>
+          <w:insideV w:val="none" w:color="auto" w:sz="0" w:space="0"/>
+        </w:tblBorders>
+        <w:shd w:val="clear" w:color="auto" w:fill="auto"/>
+        <w:tblLayout w:type="autofit"/>
+        <w:tblCellMar>
+          <w:top w:w="15" w:type="dxa"/>
+          <w:left w:w="15" w:type="dxa"/>
+          <w:bottom w:w="15" w:type="dxa"/>
+          <w:right w:w="15" w:type="dxa"/>
+        </w:tblCellMar>
+      </w:tblPr>
+      <w:tblGrid>
+        <w:gridCol w:w="1837"/>
+        <w:gridCol w:w="3619"/>
+        <w:gridCol w:w="3834"/>
+      </w:tblGrid>
+      <w:tr>
+        <w:tblPrEx>
+          <w:tblBorders>
+            <w:top w:val="none" w:color="auto" w:sz="0" w:space="0"/>
+            <w:left w:val="none" w:color="auto" w:sz="0" w:space="0"/>
+            <w:bottom w:val="none" w:color="auto" w:sz="0" w:space="0"/>
+            <w:right w:val="none" w:color="auto" w:sz="0" w:space="0"/>
+            <w:insideH w:val="none" w:color="auto" w:sz="0" w:space="0"/>
+            <w:insideV w:val="none" w:color="auto" w:sz="0" w:space="0"/>
+          </w:tblBorders>
+          <w:shd w:val="clear" w:color="auto" w:fill="auto"/>
+          <w:tblCellMar>
+            <w:top w:w="15" w:type="dxa"/>
+            <w:left w:w="15" w:type="dxa"/>
+            <w:bottom w:w="15" w:type="dxa"/>
+            <w:right w:w="15" w:type="dxa"/>
+          </w:tblCellMar>
+        </w:tblPrEx>
+        <w:tc>
+          <w:tcPr>
+            <w:tcW w:w="0" w:type="auto"/>
+            <w:shd w:val="clear" w:color="auto" w:fill="auto"/>
+            <w:tcMar>
+              <w:top w:w="60" w:type="dxa"/>
+              <w:left w:w="120" w:type="dxa"/>
+              <w:bottom w:w="60" w:type="dxa"/>
+              <w:right w:w="120" w:type="dxa"/>
+            </w:tcMar>
+            <w:vAlign w:val="center"/>
+          </w:tcPr>
+          <w:p>
+            <w:pPr>
+              <w:keepNext w:val="0"/>
+              <w:keepLines w:val="0"/>
+              <w:widowControl/>
+              <w:suppressLineNumbers w:val="0"/>
+              <w:jc w:val="left"/>
+              <w:rPr>
+                <w:rFonts w:hint="default" w:ascii="Segoe UI" w:hAnsi="Segoe UI" w:eastAsia="Segoe UI" w:cs="Segoe UI"/>
+                <w:b/>
+                <w:i w:val="0"/>
+                <w:caps w:val="0"/>
+                <w:color w:val="auto"/>
+                <w:spacing w:val="0"/>
+                <w:sz w:val="16"/>
+                <w:szCs w:val="16"/>
+              </w:rPr>
+            </w:pPr>
+            <w:r>
+              <w:rPr>
+                <w:rFonts w:hint="default" w:ascii="Segoe UI" w:hAnsi="Segoe UI" w:eastAsia="Segoe UI" w:cs="Segoe UI"/>
+                <w:b/>
+                <w:i w:val="0"/>
+                <w:caps w:val="0"/>
+                <w:color w:val="auto"/>
+                <w:spacing w:val="0"/>
+                <w:kern w:val="0"/>
+                <w:sz w:val="16"/>
+                <w:szCs w:val="16"/>
+                <w:lang w:val="en-US" w:eastAsia="zh-CN" w:bidi="ar"/>
+              </w:rPr>
+              <w:t>Actor / external system</w:t>
+            </w:r>
+          </w:p>
+        </w:tc>
+        <w:tc>
+          <w:tcPr>
+            <w:tcW w:w="0" w:type="auto"/>
+            <w:shd w:val="clear" w:color="auto" w:fill="auto"/>
+            <w:tcMar>
+              <w:top w:w="60" w:type="dxa"/>
+              <w:left w:w="120" w:type="dxa"/>
+              <w:bottom w:w="60" w:type="dxa"/>
+              <w:right w:w="120" w:type="dxa"/>
+            </w:tcMar>
+            <w:vAlign w:val="center"/>
+          </w:tcPr>
+          <w:p>
+            <w:pPr>
+              <w:keepNext w:val="0"/>
+              <w:keepLines w:val="0"/>
+              <w:widowControl/>
+              <w:suppressLineNumbers w:val="0"/>
+              <w:jc w:val="left"/>
+              <w:rPr>
+                <w:rFonts w:hint="default" w:ascii="Segoe UI" w:hAnsi="Segoe UI" w:eastAsia="Segoe UI" w:cs="Segoe UI"/>
+                <w:b/>
+                <w:i w:val="0"/>
+                <w:caps w:val="0"/>
+                <w:color w:val="auto"/>
+                <w:spacing w:val="0"/>
+                <w:sz w:val="16"/>
+                <w:szCs w:val="16"/>
+              </w:rPr>
+            </w:pPr>
+            <w:r>
+              <w:rPr>
+                <w:rFonts w:hint="default" w:ascii="Segoe UI" w:hAnsi="Segoe UI" w:eastAsia="Segoe UI" w:cs="Segoe UI"/>
+                <w:b/>
+                <w:i w:val="0"/>
+                <w:caps w:val="0"/>
+                <w:color w:val="auto"/>
+                <w:spacing w:val="0"/>
+                <w:kern w:val="0"/>
+                <w:sz w:val="16"/>
+                <w:szCs w:val="16"/>
+                <w:lang w:val="en-US" w:eastAsia="zh-CN" w:bidi="ar"/>
+              </w:rPr>
+              <w:t>Data sent to Sport Shop</w:t>
+            </w:r>
+          </w:p>
+        </w:tc>
+        <w:tc>
+          <w:tcPr>
+            <w:tcW w:w="0" w:type="auto"/>
+            <w:shd w:val="clear" w:color="auto" w:fill="auto"/>
+            <w:tcMar>
+              <w:top w:w="60" w:type="dxa"/>
+              <w:left w:w="120" w:type="dxa"/>
+              <w:bottom w:w="60" w:type="dxa"/>
+              <w:right w:w="120" w:type="dxa"/>
+            </w:tcMar>
+            <w:vAlign w:val="center"/>
+          </w:tcPr>
+          <w:p>
+            <w:pPr>
+              <w:keepNext w:val="0"/>
+              <w:keepLines w:val="0"/>
+              <w:widowControl/>
+              <w:suppressLineNumbers w:val="0"/>
+              <w:jc w:val="left"/>
+              <w:rPr>
+                <w:rFonts w:hint="default" w:ascii="Segoe UI" w:hAnsi="Segoe UI" w:eastAsia="Segoe UI" w:cs="Segoe UI"/>
+                <w:b/>
+                <w:i w:val="0"/>
+                <w:caps w:val="0"/>
+                <w:color w:val="auto"/>
+                <w:spacing w:val="0"/>
+                <w:sz w:val="16"/>
+                <w:szCs w:val="16"/>
+              </w:rPr>
+            </w:pPr>
+            <w:r>
+              <w:rPr>
+                <w:rFonts w:hint="default" w:ascii="Segoe UI" w:hAnsi="Segoe UI" w:eastAsia="Segoe UI" w:cs="Segoe UI"/>
+                <w:b/>
+                <w:i w:val="0"/>
+                <w:caps w:val="0"/>
+                <w:color w:val="auto"/>
+                <w:spacing w:val="0"/>
+                <w:kern w:val="0"/>
+                <w:sz w:val="16"/>
+                <w:szCs w:val="16"/>
+                <w:lang w:val="en-US" w:eastAsia="zh-CN" w:bidi="ar"/>
+              </w:rPr>
+              <w:t>Data received from Sport Shop</w:t>
+            </w:r>
+          </w:p>
+        </w:tc>
+      </w:tr>
+      <w:tr>
+        <w:tblPrEx>
+          <w:tblBorders>
+            <w:top w:val="none" w:color="auto" w:sz="0" w:space="0"/>
+            <w:left w:val="none" w:color="auto" w:sz="0" w:space="0"/>
+            <w:bottom w:val="none" w:color="auto" w:sz="0" w:space="0"/>
+            <w:right w:val="none" w:color="auto" w:sz="0" w:space="0"/>
+            <w:insideH w:val="none" w:color="auto" w:sz="0" w:space="0"/>
+            <w:insideV w:val="none" w:color="auto" w:sz="0" w:space="0"/>
+          </w:tblBorders>
+          <w:shd w:val="clear" w:color="auto" w:fill="auto"/>
+          <w:tblCellMar>
+            <w:top w:w="15" w:type="dxa"/>
+            <w:left w:w="15" w:type="dxa"/>
+            <w:bottom w:w="15" w:type="dxa"/>
+            <w:right w:w="15" w:type="dxa"/>
+          </w:tblCellMar>
+        </w:tblPrEx>
+        <w:tc>
+          <w:tcPr>
+            <w:tcW w:w="0" w:type="auto"/>
+            <w:shd w:val="clear" w:color="auto" w:fill="auto"/>
+            <w:tcMar>
+              <w:top w:w="60" w:type="dxa"/>
+              <w:left w:w="120" w:type="dxa"/>
+              <w:bottom w:w="60" w:type="dxa"/>
+              <w:right w:w="120" w:type="dxa"/>
+            </w:tcMar>
+            <w:vAlign w:val="center"/>
+          </w:tcPr>
+          <w:p>
+            <w:pPr>
+              <w:keepNext w:val="0"/>
+              <w:keepLines w:val="0"/>
+              <w:widowControl/>
+              <w:suppressLineNumbers w:val="0"/>
+              <w:jc w:val="left"/>
+              <w:rPr>
+                <w:rFonts w:hint="default" w:ascii="Segoe UI" w:hAnsi="Segoe UI" w:eastAsia="Segoe UI" w:cs="Segoe UI"/>
+                <w:i w:val="0"/>
+                <w:caps w:val="0"/>
+                <w:color w:val="auto"/>
+                <w:spacing w:val="0"/>
+                <w:sz w:val="16"/>
+                <w:szCs w:val="16"/>
+              </w:rPr>
+            </w:pPr>
+            <w:r>
+              <w:rPr>
+                <w:rFonts w:hint="default" w:ascii="Segoe UI" w:hAnsi="Segoe UI" w:eastAsia="Segoe UI" w:cs="Segoe UI"/>
+                <w:i w:val="0"/>
+                <w:caps w:val="0"/>
+                <w:color w:val="auto"/>
+                <w:spacing w:val="0"/>
+                <w:kern w:val="0"/>
+                <w:sz w:val="16"/>
+                <w:szCs w:val="16"/>
+                <w:lang w:val="en-US" w:eastAsia="zh-CN" w:bidi="ar"/>
+              </w:rPr>
+              <w:t>Guest</w:t>
+            </w:r>
+          </w:p>
+        </w:tc>
+        <w:tc>
+          <w:tcPr>
+            <w:tcW w:w="0" w:type="auto"/>
+            <w:shd w:val="clear" w:color="auto" w:fill="auto"/>
+            <w:tcMar>
+              <w:top w:w="60" w:type="dxa"/>
+              <w:left w:w="120" w:type="dxa"/>
+              <w:bottom w:w="60" w:type="dxa"/>
+              <w:right w:w="120" w:type="dxa"/>
+            </w:tcMar>
+            <w:vAlign w:val="center"/>
+          </w:tcPr>
+          <w:p>
+            <w:pPr>
+              <w:keepNext w:val="0"/>
+              <w:keepLines w:val="0"/>
+              <w:widowControl/>
+              <w:suppressLineNumbers w:val="0"/>
+              <w:jc w:val="left"/>
+              <w:rPr>
+                <w:rFonts w:hint="default" w:ascii="Segoe UI" w:hAnsi="Segoe UI" w:eastAsia="Segoe UI" w:cs="Segoe UI"/>
+                <w:i w:val="0"/>
+                <w:caps w:val="0"/>
+                <w:color w:val="auto"/>
+                <w:spacing w:val="0"/>
+                <w:sz w:val="16"/>
+                <w:szCs w:val="16"/>
+              </w:rPr>
+            </w:pPr>
+            <w:r>
+              <w:rPr>
+                <w:rFonts w:hint="default" w:ascii="Segoe UI" w:hAnsi="Segoe UI" w:eastAsia="Segoe UI" w:cs="Segoe UI"/>
+                <w:i w:val="0"/>
+                <w:caps w:val="0"/>
+                <w:color w:val="auto"/>
+                <w:spacing w:val="0"/>
+                <w:kern w:val="0"/>
+                <w:sz w:val="16"/>
+                <w:szCs w:val="16"/>
+                <w:lang w:val="en-US" w:eastAsia="zh-CN" w:bidi="ar"/>
+              </w:rPr>
+              <w:t>Search criteria, filters, chatbot questions</w:t>
+            </w:r>
+          </w:p>
+        </w:tc>
+        <w:tc>
+          <w:tcPr>
+            <w:tcW w:w="0" w:type="auto"/>
+            <w:shd w:val="clear" w:color="auto" w:fill="auto"/>
+            <w:tcMar>
+              <w:top w:w="60" w:type="dxa"/>
+              <w:left w:w="120" w:type="dxa"/>
+              <w:bottom w:w="60" w:type="dxa"/>
+              <w:right w:w="120" w:type="dxa"/>
+            </w:tcMar>
+            <w:vAlign w:val="center"/>
+          </w:tcPr>
+          <w:p>
+            <w:pPr>
+              <w:keepNext w:val="0"/>
+              <w:keepLines w:val="0"/>
+              <w:widowControl/>
+              <w:suppressLineNumbers w:val="0"/>
+              <w:jc w:val="left"/>
+              <w:rPr>
+                <w:rFonts w:hint="default" w:ascii="Segoe UI" w:hAnsi="Segoe UI" w:eastAsia="Segoe UI" w:cs="Segoe UI"/>
+                <w:i w:val="0"/>
+                <w:caps w:val="0"/>
+                <w:color w:val="auto"/>
+                <w:spacing w:val="0"/>
+                <w:sz w:val="16"/>
+                <w:szCs w:val="16"/>
+              </w:rPr>
+            </w:pPr>
+            <w:r>
+              <w:rPr>
+                <w:rFonts w:hint="default" w:ascii="Segoe UI" w:hAnsi="Segoe UI" w:eastAsia="Segoe UI" w:cs="Segoe UI"/>
+                <w:i w:val="0"/>
+                <w:caps w:val="0"/>
+                <w:color w:val="auto"/>
+                <w:spacing w:val="0"/>
+                <w:kern w:val="0"/>
+                <w:sz w:val="16"/>
+                <w:szCs w:val="16"/>
+                <w:lang w:val="en-US" w:eastAsia="zh-CN" w:bidi="ar"/>
+              </w:rPr>
+              <w:t>Catalog, product details, AI responses</w:t>
+            </w:r>
+          </w:p>
+        </w:tc>
+      </w:tr>
+      <w:tr>
+        <w:tblPrEx>
+          <w:tblBorders>
+            <w:top w:val="none" w:color="auto" w:sz="0" w:space="0"/>
+            <w:left w:val="none" w:color="auto" w:sz="0" w:space="0"/>
+            <w:bottom w:val="none" w:color="auto" w:sz="0" w:space="0"/>
+            <w:right w:val="none" w:color="auto" w:sz="0" w:space="0"/>
+            <w:insideH w:val="none" w:color="auto" w:sz="0" w:space="0"/>
+            <w:insideV w:val="none" w:color="auto" w:sz="0" w:space="0"/>
+          </w:tblBorders>
+          <w:tblCellMar>
+            <w:top w:w="15" w:type="dxa"/>
+            <w:left w:w="15" w:type="dxa"/>
+            <w:bottom w:w="15" w:type="dxa"/>
+            <w:right w:w="15" w:type="dxa"/>
+          </w:tblCellMar>
+        </w:tblPrEx>
+        <w:tc>
+          <w:tcPr>
+            <w:tcW w:w="0" w:type="auto"/>
+            <w:shd w:val="clear" w:color="auto" w:fill="auto"/>
+            <w:tcMar>
+              <w:top w:w="60" w:type="dxa"/>
+              <w:left w:w="120" w:type="dxa"/>
+              <w:bottom w:w="60" w:type="dxa"/>
+              <w:right w:w="120" w:type="dxa"/>
+            </w:tcMar>
+            <w:vAlign w:val="center"/>
+          </w:tcPr>
+          <w:p>
+            <w:pPr>
+              <w:keepNext w:val="0"/>
+              <w:keepLines w:val="0"/>
+              <w:widowControl/>
+              <w:suppressLineNumbers w:val="0"/>
+              <w:jc w:val="left"/>
+              <w:rPr>
+                <w:rFonts w:hint="default" w:ascii="Segoe UI" w:hAnsi="Segoe UI" w:eastAsia="Segoe UI" w:cs="Segoe UI"/>
+                <w:i w:val="0"/>
+                <w:caps w:val="0"/>
+                <w:color w:val="auto"/>
+                <w:spacing w:val="0"/>
+                <w:sz w:val="16"/>
+                <w:szCs w:val="16"/>
+              </w:rPr>
+            </w:pPr>
+            <w:r>
+              <w:rPr>
+                <w:rFonts w:hint="default" w:ascii="Segoe UI" w:hAnsi="Segoe UI" w:eastAsia="Segoe UI" w:cs="Segoe UI"/>
+                <w:i w:val="0"/>
+                <w:caps w:val="0"/>
+                <w:color w:val="auto"/>
+                <w:spacing w:val="0"/>
+                <w:kern w:val="0"/>
+                <w:sz w:val="16"/>
+                <w:szCs w:val="16"/>
+                <w:lang w:val="en-US" w:eastAsia="zh-CN" w:bidi="ar"/>
+              </w:rPr>
+              <w:t>Customer</w:t>
+            </w:r>
+          </w:p>
+        </w:tc>
+        <w:tc>
+          <w:tcPr>
+            <w:tcW w:w="0" w:type="auto"/>
+            <w:shd w:val="clear" w:color="auto" w:fill="auto"/>
+            <w:tcMar>
+              <w:top w:w="60" w:type="dxa"/>
+              <w:left w:w="120" w:type="dxa"/>
+              <w:bottom w:w="60" w:type="dxa"/>
+              <w:right w:w="120" w:type="dxa"/>
+            </w:tcMar>
+            <w:vAlign w:val="center"/>
+          </w:tcPr>
+          <w:p>
+            <w:pPr>
+              <w:keepNext w:val="0"/>
+              <w:keepLines w:val="0"/>
+              <w:widowControl/>
+              <w:suppressLineNumbers w:val="0"/>
+              <w:jc w:val="left"/>
+              <w:rPr>
+                <w:rFonts w:hint="default" w:ascii="Segoe UI" w:hAnsi="Segoe UI" w:eastAsia="Segoe UI" w:cs="Segoe UI"/>
+                <w:i w:val="0"/>
+                <w:caps w:val="0"/>
+                <w:color w:val="auto"/>
+                <w:spacing w:val="0"/>
+                <w:sz w:val="16"/>
+                <w:szCs w:val="16"/>
+              </w:rPr>
+            </w:pPr>
+            <w:r>
+              <w:rPr>
+                <w:rFonts w:hint="default" w:ascii="Segoe UI" w:hAnsi="Segoe UI" w:eastAsia="Segoe UI" w:cs="Segoe UI"/>
+                <w:i w:val="0"/>
+                <w:caps w:val="0"/>
+                <w:color w:val="auto"/>
+                <w:spacing w:val="0"/>
+                <w:kern w:val="0"/>
+                <w:sz w:val="16"/>
+                <w:szCs w:val="16"/>
+                <w:lang w:val="en-US" w:eastAsia="zh-CN" w:bidi="ar"/>
+              </w:rPr>
+              <w:t>Account, cart, address, order, payment and support data</w:t>
+            </w:r>
+          </w:p>
+        </w:tc>
+        <w:tc>
+          <w:tcPr>
+            <w:tcW w:w="0" w:type="auto"/>
+            <w:shd w:val="clear" w:color="auto" w:fill="auto"/>
+            <w:tcMar>
+              <w:top w:w="60" w:type="dxa"/>
+              <w:left w:w="120" w:type="dxa"/>
+              <w:bottom w:w="60" w:type="dxa"/>
+              <w:right w:w="120" w:type="dxa"/>
+            </w:tcMar>
+            <w:vAlign w:val="center"/>
+          </w:tcPr>
+          <w:p>
+            <w:pPr>
+              <w:keepNext w:val="0"/>
+              <w:keepLines w:val="0"/>
+              <w:widowControl/>
+              <w:suppressLineNumbers w:val="0"/>
+              <w:jc w:val="left"/>
+              <w:rPr>
+                <w:rFonts w:hint="default" w:ascii="Segoe UI" w:hAnsi="Segoe UI" w:eastAsia="Segoe UI" w:cs="Segoe UI"/>
+                <w:i w:val="0"/>
+                <w:caps w:val="0"/>
+                <w:color w:val="auto"/>
+                <w:spacing w:val="0"/>
+                <w:sz w:val="16"/>
+                <w:szCs w:val="16"/>
+              </w:rPr>
+            </w:pPr>
+            <w:r>
+              <w:rPr>
+                <w:rFonts w:hint="default" w:ascii="Segoe UI" w:hAnsi="Segoe UI" w:eastAsia="Segoe UI" w:cs="Segoe UI"/>
+                <w:i w:val="0"/>
+                <w:caps w:val="0"/>
+                <w:color w:val="auto"/>
+                <w:spacing w:val="0"/>
+                <w:kern w:val="0"/>
+                <w:sz w:val="16"/>
+                <w:szCs w:val="16"/>
+                <w:lang w:val="en-US" w:eastAsia="zh-CN" w:bidi="ar"/>
+              </w:rPr>
+              <w:t>Authentication, product, order/payment and support results</w:t>
+            </w:r>
+          </w:p>
+        </w:tc>
+      </w:tr>
+      <w:tr>
+        <w:tblPrEx>
+          <w:tblBorders>
+            <w:top w:val="none" w:color="auto" w:sz="0" w:space="0"/>
+            <w:left w:val="none" w:color="auto" w:sz="0" w:space="0"/>
+            <w:bottom w:val="none" w:color="auto" w:sz="0" w:space="0"/>
+            <w:right w:val="none" w:color="auto" w:sz="0" w:space="0"/>
+            <w:insideH w:val="none" w:color="auto" w:sz="0" w:space="0"/>
+            <w:insideV w:val="none" w:color="auto" w:sz="0" w:space="0"/>
+          </w:tblBorders>
+          <w:shd w:val="clear" w:color="auto" w:fill="auto"/>
+          <w:tblCellMar>
+            <w:top w:w="15" w:type="dxa"/>
+            <w:left w:w="15" w:type="dxa"/>
+            <w:bottom w:w="15" w:type="dxa"/>
+            <w:right w:w="15" w:type="dxa"/>
+          </w:tblCellMar>
+        </w:tblPrEx>
+        <w:tc>
+          <w:tcPr>
+            <w:tcW w:w="0" w:type="auto"/>
+            <w:shd w:val="clear" w:color="auto" w:fill="auto"/>
+            <w:tcMar>
+              <w:top w:w="60" w:type="dxa"/>
+              <w:left w:w="120" w:type="dxa"/>
+              <w:bottom w:w="60" w:type="dxa"/>
+              <w:right w:w="120" w:type="dxa"/>
+            </w:tcMar>
+            <w:vAlign w:val="center"/>
+          </w:tcPr>
+          <w:p>
+            <w:pPr>
+              <w:keepNext w:val="0"/>
+              <w:keepLines w:val="0"/>
+              <w:widowControl/>
+              <w:suppressLineNumbers w:val="0"/>
+              <w:jc w:val="left"/>
+              <w:rPr>
+                <w:rFonts w:hint="default" w:ascii="Segoe UI" w:hAnsi="Segoe UI" w:eastAsia="Segoe UI" w:cs="Segoe UI"/>
+                <w:i w:val="0"/>
+                <w:caps w:val="0"/>
+                <w:color w:val="auto"/>
+                <w:spacing w:val="0"/>
+                <w:sz w:val="16"/>
+                <w:szCs w:val="16"/>
+              </w:rPr>
+            </w:pPr>
+            <w:r>
+              <w:rPr>
+                <w:rFonts w:hint="default" w:ascii="Segoe UI" w:hAnsi="Segoe UI" w:eastAsia="Segoe UI" w:cs="Segoe UI"/>
+                <w:i w:val="0"/>
+                <w:caps w:val="0"/>
+                <w:color w:val="auto"/>
+                <w:spacing w:val="0"/>
+                <w:kern w:val="0"/>
+                <w:sz w:val="16"/>
+                <w:szCs w:val="16"/>
+                <w:lang w:val="en-US" w:eastAsia="zh-CN" w:bidi="ar"/>
+              </w:rPr>
+              <w:t>Shop Staff</w:t>
+            </w:r>
+          </w:p>
+        </w:tc>
+        <w:tc>
+          <w:tcPr>
+            <w:tcW w:w="0" w:type="auto"/>
+            <w:shd w:val="clear" w:color="auto" w:fill="auto"/>
+            <w:tcMar>
+              <w:top w:w="60" w:type="dxa"/>
+              <w:left w:w="120" w:type="dxa"/>
+              <w:bottom w:w="60" w:type="dxa"/>
+              <w:right w:w="120" w:type="dxa"/>
+            </w:tcMar>
+            <w:vAlign w:val="center"/>
+          </w:tcPr>
+          <w:p>
+            <w:pPr>
+              <w:keepNext w:val="0"/>
+              <w:keepLines w:val="0"/>
+              <w:widowControl/>
+              <w:suppressLineNumbers w:val="0"/>
+              <w:jc w:val="left"/>
+              <w:rPr>
+                <w:rFonts w:hint="default" w:ascii="Segoe UI" w:hAnsi="Segoe UI" w:eastAsia="Segoe UI" w:cs="Segoe UI"/>
+                <w:i w:val="0"/>
+                <w:caps w:val="0"/>
+                <w:color w:val="auto"/>
+                <w:spacing w:val="0"/>
+                <w:sz w:val="16"/>
+                <w:szCs w:val="16"/>
+              </w:rPr>
+            </w:pPr>
+            <w:r>
+              <w:rPr>
+                <w:rFonts w:hint="default" w:ascii="Segoe UI" w:hAnsi="Segoe UI" w:eastAsia="Segoe UI" w:cs="Segoe UI"/>
+                <w:i w:val="0"/>
+                <w:caps w:val="0"/>
+                <w:color w:val="auto"/>
+                <w:spacing w:val="0"/>
+                <w:kern w:val="0"/>
+                <w:sz w:val="16"/>
+                <w:szCs w:val="16"/>
+                <w:lang w:val="en-US" w:eastAsia="zh-CN" w:bidi="ar"/>
+              </w:rPr>
+              <w:t>Order processing, shipper assignment, shift updates</w:t>
+            </w:r>
+          </w:p>
+        </w:tc>
+        <w:tc>
+          <w:tcPr>
+            <w:tcW w:w="0" w:type="auto"/>
+            <w:shd w:val="clear" w:color="auto" w:fill="auto"/>
+            <w:tcMar>
+              <w:top w:w="60" w:type="dxa"/>
+              <w:left w:w="120" w:type="dxa"/>
+              <w:bottom w:w="60" w:type="dxa"/>
+              <w:right w:w="120" w:type="dxa"/>
+            </w:tcMar>
+            <w:vAlign w:val="center"/>
+          </w:tcPr>
+          <w:p>
+            <w:pPr>
+              <w:keepNext w:val="0"/>
+              <w:keepLines w:val="0"/>
+              <w:widowControl/>
+              <w:suppressLineNumbers w:val="0"/>
+              <w:jc w:val="left"/>
+              <w:rPr>
+                <w:rFonts w:hint="default" w:ascii="Segoe UI" w:hAnsi="Segoe UI" w:eastAsia="Segoe UI" w:cs="Segoe UI"/>
+                <w:i w:val="0"/>
+                <w:caps w:val="0"/>
+                <w:color w:val="auto"/>
+                <w:spacing w:val="0"/>
+                <w:sz w:val="16"/>
+                <w:szCs w:val="16"/>
+              </w:rPr>
+            </w:pPr>
+            <w:r>
+              <w:rPr>
+                <w:rFonts w:hint="default" w:ascii="Segoe UI" w:hAnsi="Segoe UI" w:eastAsia="Segoe UI" w:cs="Segoe UI"/>
+                <w:i w:val="0"/>
+                <w:caps w:val="0"/>
+                <w:color w:val="auto"/>
+                <w:spacing w:val="0"/>
+                <w:kern w:val="0"/>
+                <w:sz w:val="16"/>
+                <w:szCs w:val="16"/>
+                <w:lang w:val="en-US" w:eastAsia="zh-CN" w:bidi="ar"/>
+              </w:rPr>
+              <w:t>Orders, assignments, shifts and operation results</w:t>
+            </w:r>
+          </w:p>
+        </w:tc>
+      </w:tr>
+      <w:tr>
+        <w:tblPrEx>
+          <w:tblBorders>
+            <w:top w:val="none" w:color="auto" w:sz="0" w:space="0"/>
+            <w:left w:val="none" w:color="auto" w:sz="0" w:space="0"/>
+            <w:bottom w:val="none" w:color="auto" w:sz="0" w:space="0"/>
+            <w:right w:val="none" w:color="auto" w:sz="0" w:space="0"/>
+            <w:insideH w:val="none" w:color="auto" w:sz="0" w:space="0"/>
+            <w:insideV w:val="none" w:color="auto" w:sz="0" w:space="0"/>
+          </w:tblBorders>
+          <w:tblCellMar>
+            <w:top w:w="15" w:type="dxa"/>
+            <w:left w:w="15" w:type="dxa"/>
+            <w:bottom w:w="15" w:type="dxa"/>
+            <w:right w:w="15" w:type="dxa"/>
+          </w:tblCellMar>
+        </w:tblPrEx>
+        <w:tc>
+          <w:tcPr>
+            <w:tcW w:w="0" w:type="auto"/>
+            <w:shd w:val="clear" w:color="auto" w:fill="auto"/>
+            <w:tcMar>
+              <w:top w:w="60" w:type="dxa"/>
+              <w:left w:w="120" w:type="dxa"/>
+              <w:bottom w:w="60" w:type="dxa"/>
+              <w:right w:w="120" w:type="dxa"/>
+            </w:tcMar>
+            <w:vAlign w:val="center"/>
+          </w:tcPr>
+          <w:p>
+            <w:pPr>
+              <w:keepNext w:val="0"/>
+              <w:keepLines w:val="0"/>
+              <w:widowControl/>
+              <w:suppressLineNumbers w:val="0"/>
+              <w:jc w:val="left"/>
+              <w:rPr>
+                <w:rFonts w:hint="default" w:ascii="Segoe UI" w:hAnsi="Segoe UI" w:eastAsia="Segoe UI" w:cs="Segoe UI"/>
+                <w:i w:val="0"/>
+                <w:caps w:val="0"/>
+                <w:color w:val="auto"/>
+                <w:spacing w:val="0"/>
+                <w:sz w:val="16"/>
+                <w:szCs w:val="16"/>
+              </w:rPr>
+            </w:pPr>
+            <w:r>
+              <w:rPr>
+                <w:rFonts w:hint="default" w:ascii="Segoe UI" w:hAnsi="Segoe UI" w:eastAsia="Segoe UI" w:cs="Segoe UI"/>
+                <w:i w:val="0"/>
+                <w:caps w:val="0"/>
+                <w:color w:val="auto"/>
+                <w:spacing w:val="0"/>
+                <w:kern w:val="0"/>
+                <w:sz w:val="16"/>
+                <w:szCs w:val="16"/>
+                <w:lang w:val="en-US" w:eastAsia="zh-CN" w:bidi="ar"/>
+              </w:rPr>
+              <w:t>Delivery Staff</w:t>
+            </w:r>
+          </w:p>
+        </w:tc>
+        <w:tc>
+          <w:tcPr>
+            <w:tcW w:w="0" w:type="auto"/>
+            <w:shd w:val="clear" w:color="auto" w:fill="auto"/>
+            <w:tcMar>
+              <w:top w:w="60" w:type="dxa"/>
+              <w:left w:w="120" w:type="dxa"/>
+              <w:bottom w:w="60" w:type="dxa"/>
+              <w:right w:w="120" w:type="dxa"/>
+            </w:tcMar>
+            <w:vAlign w:val="center"/>
+          </w:tcPr>
+          <w:p>
+            <w:pPr>
+              <w:keepNext w:val="0"/>
+              <w:keepLines w:val="0"/>
+              <w:widowControl/>
+              <w:suppressLineNumbers w:val="0"/>
+              <w:jc w:val="left"/>
+              <w:rPr>
+                <w:rFonts w:hint="default" w:ascii="Segoe UI" w:hAnsi="Segoe UI" w:eastAsia="Segoe UI" w:cs="Segoe UI"/>
+                <w:i w:val="0"/>
+                <w:caps w:val="0"/>
+                <w:color w:val="auto"/>
+                <w:spacing w:val="0"/>
+                <w:sz w:val="16"/>
+                <w:szCs w:val="16"/>
+              </w:rPr>
+            </w:pPr>
+            <w:r>
+              <w:rPr>
+                <w:rFonts w:hint="default" w:ascii="Segoe UI" w:hAnsi="Segoe UI" w:eastAsia="Segoe UI" w:cs="Segoe UI"/>
+                <w:i w:val="0"/>
+                <w:caps w:val="0"/>
+                <w:color w:val="auto"/>
+                <w:spacing w:val="0"/>
+                <w:kern w:val="0"/>
+                <w:sz w:val="16"/>
+                <w:szCs w:val="16"/>
+                <w:lang w:val="en-US" w:eastAsia="zh-CN" w:bidi="ar"/>
+              </w:rPr>
+              <w:t>Delivery status and delivery reports</w:t>
+            </w:r>
+          </w:p>
+        </w:tc>
+        <w:tc>
+          <w:tcPr>
+            <w:tcW w:w="0" w:type="auto"/>
+            <w:shd w:val="clear" w:color="auto" w:fill="auto"/>
+            <w:tcMar>
+              <w:top w:w="60" w:type="dxa"/>
+              <w:left w:w="120" w:type="dxa"/>
+              <w:bottom w:w="60" w:type="dxa"/>
+              <w:right w:w="120" w:type="dxa"/>
+            </w:tcMar>
+            <w:vAlign w:val="center"/>
+          </w:tcPr>
+          <w:p>
+            <w:pPr>
+              <w:keepNext w:val="0"/>
+              <w:keepLines w:val="0"/>
+              <w:widowControl/>
+              <w:suppressLineNumbers w:val="0"/>
+              <w:jc w:val="left"/>
+              <w:rPr>
+                <w:rFonts w:hint="default" w:ascii="Segoe UI" w:hAnsi="Segoe UI" w:eastAsia="Segoe UI" w:cs="Segoe UI"/>
+                <w:i w:val="0"/>
+                <w:caps w:val="0"/>
+                <w:color w:val="auto"/>
+                <w:spacing w:val="0"/>
+                <w:sz w:val="16"/>
+                <w:szCs w:val="16"/>
+              </w:rPr>
+            </w:pPr>
+            <w:r>
+              <w:rPr>
+                <w:rFonts w:hint="default" w:ascii="Segoe UI" w:hAnsi="Segoe UI" w:eastAsia="Segoe UI" w:cs="Segoe UI"/>
+                <w:i w:val="0"/>
+                <w:caps w:val="0"/>
+                <w:color w:val="auto"/>
+                <w:spacing w:val="0"/>
+                <w:kern w:val="0"/>
+                <w:sz w:val="16"/>
+                <w:szCs w:val="16"/>
+                <w:lang w:val="en-US" w:eastAsia="zh-CN" w:bidi="ar"/>
+              </w:rPr>
+              <w:t>Assigned orders, recipient details and schedules</w:t>
+            </w:r>
+          </w:p>
+        </w:tc>
+      </w:tr>
+      <w:tr>
+        <w:tblPrEx>
+          <w:tblBorders>
+            <w:top w:val="none" w:color="auto" w:sz="0" w:space="0"/>
+            <w:left w:val="none" w:color="auto" w:sz="0" w:space="0"/>
+            <w:bottom w:val="none" w:color="auto" w:sz="0" w:space="0"/>
+            <w:right w:val="none" w:color="auto" w:sz="0" w:space="0"/>
+            <w:insideH w:val="none" w:color="auto" w:sz="0" w:space="0"/>
+            <w:insideV w:val="none" w:color="auto" w:sz="0" w:space="0"/>
+          </w:tblBorders>
+          <w:tblCellMar>
+            <w:top w:w="15" w:type="dxa"/>
+            <w:left w:w="15" w:type="dxa"/>
+            <w:bottom w:w="15" w:type="dxa"/>
+            <w:right w:w="15" w:type="dxa"/>
+          </w:tblCellMar>
+        </w:tblPrEx>
+        <w:tc>
+          <w:tcPr>
+            <w:tcW w:w="0" w:type="auto"/>
+            <w:shd w:val="clear" w:color="auto" w:fill="auto"/>
+            <w:tcMar>
+              <w:top w:w="60" w:type="dxa"/>
+              <w:left w:w="120" w:type="dxa"/>
+              <w:bottom w:w="60" w:type="dxa"/>
+              <w:right w:w="120" w:type="dxa"/>
+            </w:tcMar>
+            <w:vAlign w:val="center"/>
+          </w:tcPr>
+          <w:p>
+            <w:pPr>
+              <w:keepNext w:val="0"/>
+              <w:keepLines w:val="0"/>
+              <w:widowControl/>
+              <w:suppressLineNumbers w:val="0"/>
+              <w:jc w:val="left"/>
+              <w:rPr>
+                <w:rFonts w:hint="default" w:ascii="Segoe UI" w:hAnsi="Segoe UI" w:eastAsia="Segoe UI" w:cs="Segoe UI"/>
+                <w:i w:val="0"/>
+                <w:caps w:val="0"/>
+                <w:color w:val="auto"/>
+                <w:spacing w:val="0"/>
+                <w:sz w:val="16"/>
+                <w:szCs w:val="16"/>
+              </w:rPr>
+            </w:pPr>
+            <w:r>
+              <w:rPr>
+                <w:rFonts w:hint="default" w:ascii="Segoe UI" w:hAnsi="Segoe UI" w:eastAsia="Segoe UI" w:cs="Segoe UI"/>
+                <w:i w:val="0"/>
+                <w:caps w:val="0"/>
+                <w:color w:val="auto"/>
+                <w:spacing w:val="0"/>
+                <w:kern w:val="0"/>
+                <w:sz w:val="16"/>
+                <w:szCs w:val="16"/>
+                <w:lang w:val="en-US" w:eastAsia="zh-CN" w:bidi="ar"/>
+              </w:rPr>
+              <w:t>Administrator</w:t>
+            </w:r>
+          </w:p>
+        </w:tc>
+        <w:tc>
+          <w:tcPr>
+            <w:tcW w:w="0" w:type="auto"/>
+            <w:shd w:val="clear" w:color="auto" w:fill="auto"/>
+            <w:tcMar>
+              <w:top w:w="60" w:type="dxa"/>
+              <w:left w:w="120" w:type="dxa"/>
+              <w:bottom w:w="60" w:type="dxa"/>
+              <w:right w:w="120" w:type="dxa"/>
+            </w:tcMar>
+            <w:vAlign w:val="center"/>
+          </w:tcPr>
+          <w:p>
+            <w:pPr>
+              <w:keepNext w:val="0"/>
+              <w:keepLines w:val="0"/>
+              <w:widowControl/>
+              <w:suppressLineNumbers w:val="0"/>
+              <w:jc w:val="left"/>
+              <w:rPr>
+                <w:rFonts w:hint="default" w:ascii="Segoe UI" w:hAnsi="Segoe UI" w:eastAsia="Segoe UI" w:cs="Segoe UI"/>
+                <w:i w:val="0"/>
+                <w:caps w:val="0"/>
+                <w:color w:val="auto"/>
+                <w:spacing w:val="0"/>
+                <w:sz w:val="16"/>
+                <w:szCs w:val="16"/>
+              </w:rPr>
+            </w:pPr>
+            <w:r>
+              <w:rPr>
+                <w:rFonts w:hint="default" w:ascii="Segoe UI" w:hAnsi="Segoe UI" w:eastAsia="Segoe UI" w:cs="Segoe UI"/>
+                <w:i w:val="0"/>
+                <w:caps w:val="0"/>
+                <w:color w:val="auto"/>
+                <w:spacing w:val="0"/>
+                <w:kern w:val="0"/>
+                <w:sz w:val="16"/>
+                <w:szCs w:val="16"/>
+                <w:lang w:val="en-US" w:eastAsia="zh-CN" w:bidi="ar"/>
+              </w:rPr>
+              <w:t>User, staff, catalog, inventory, order and settings updates</w:t>
+            </w:r>
+          </w:p>
+        </w:tc>
+        <w:tc>
+          <w:tcPr>
+            <w:tcW w:w="0" w:type="auto"/>
+            <w:shd w:val="clear" w:color="auto" w:fill="auto"/>
+            <w:tcMar>
+              <w:top w:w="60" w:type="dxa"/>
+              <w:left w:w="120" w:type="dxa"/>
+              <w:bottom w:w="60" w:type="dxa"/>
+              <w:right w:w="120" w:type="dxa"/>
+            </w:tcMar>
+            <w:vAlign w:val="center"/>
+          </w:tcPr>
+          <w:p>
+            <w:pPr>
+              <w:keepNext w:val="0"/>
+              <w:keepLines w:val="0"/>
+              <w:widowControl/>
+              <w:suppressLineNumbers w:val="0"/>
+              <w:jc w:val="left"/>
+              <w:rPr>
+                <w:rFonts w:hint="default" w:ascii="Segoe UI" w:hAnsi="Segoe UI" w:eastAsia="Segoe UI" w:cs="Segoe UI"/>
+                <w:i w:val="0"/>
+                <w:caps w:val="0"/>
+                <w:color w:val="auto"/>
+                <w:spacing w:val="0"/>
+                <w:sz w:val="16"/>
+                <w:szCs w:val="16"/>
+              </w:rPr>
+            </w:pPr>
+            <w:r>
+              <w:rPr>
+                <w:rFonts w:hint="default" w:ascii="Segoe UI" w:hAnsi="Segoe UI" w:eastAsia="Segoe UI" w:cs="Segoe UI"/>
+                <w:i w:val="0"/>
+                <w:caps w:val="0"/>
+                <w:color w:val="auto"/>
+                <w:spacing w:val="0"/>
+                <w:kern w:val="0"/>
+                <w:sz w:val="16"/>
+                <w:szCs w:val="16"/>
+                <w:lang w:val="en-US" w:eastAsia="zh-CN" w:bidi="ar"/>
+              </w:rPr>
+              <w:t>Dashboard, reports, statistics and operational data</w:t>
+            </w:r>
+          </w:p>
+        </w:tc>
+      </w:tr>
+      <w:tr>
+        <w:tblPrEx>
+          <w:tblBorders>
+            <w:top w:val="none" w:color="auto" w:sz="0" w:space="0"/>
+            <w:left w:val="none" w:color="auto" w:sz="0" w:space="0"/>
+            <w:bottom w:val="none" w:color="auto" w:sz="0" w:space="0"/>
+            <w:right w:val="none" w:color="auto" w:sz="0" w:space="0"/>
+            <w:insideH w:val="none" w:color="auto" w:sz="0" w:space="0"/>
+            <w:insideV w:val="none" w:color="auto" w:sz="0" w:space="0"/>
+          </w:tblBorders>
+          <w:shd w:val="clear" w:color="auto" w:fill="auto"/>
+          <w:tblCellMar>
+            <w:top w:w="15" w:type="dxa"/>
+            <w:left w:w="15" w:type="dxa"/>
+            <w:bottom w:w="15" w:type="dxa"/>
+            <w:right w:w="15" w:type="dxa"/>
+          </w:tblCellMar>
+        </w:tblPrEx>
+        <w:tc>
+          <w:tcPr>
+            <w:tcW w:w="0" w:type="auto"/>
+            <w:shd w:val="clear" w:color="auto" w:fill="auto"/>
+            <w:tcMar>
+              <w:top w:w="60" w:type="dxa"/>
+              <w:left w:w="120" w:type="dxa"/>
+              <w:bottom w:w="60" w:type="dxa"/>
+              <w:right w:w="120" w:type="dxa"/>
+            </w:tcMar>
+            <w:vAlign w:val="center"/>
+          </w:tcPr>
+          <w:p>
+            <w:pPr>
+              <w:keepNext w:val="0"/>
+              <w:keepLines w:val="0"/>
+              <w:widowControl/>
+              <w:suppressLineNumbers w:val="0"/>
+              <w:jc w:val="left"/>
+              <w:rPr>
+                <w:rFonts w:hint="default" w:ascii="Segoe UI" w:hAnsi="Segoe UI" w:eastAsia="Segoe UI" w:cs="Segoe UI"/>
+                <w:i w:val="0"/>
+                <w:caps w:val="0"/>
+                <w:color w:val="auto"/>
+                <w:spacing w:val="0"/>
+                <w:sz w:val="16"/>
+                <w:szCs w:val="16"/>
+              </w:rPr>
+            </w:pPr>
+            <w:r>
+              <w:rPr>
+                <w:rFonts w:hint="default" w:ascii="Segoe UI" w:hAnsi="Segoe UI" w:eastAsia="Segoe UI" w:cs="Segoe UI"/>
+                <w:i w:val="0"/>
+                <w:caps w:val="0"/>
+                <w:color w:val="auto"/>
+                <w:spacing w:val="0"/>
+                <w:kern w:val="0"/>
+                <w:sz w:val="16"/>
+                <w:szCs w:val="16"/>
+                <w:lang w:val="en-US" w:eastAsia="zh-CN" w:bidi="ar"/>
+              </w:rPr>
+              <w:t>VNPay</w:t>
+            </w:r>
+          </w:p>
+        </w:tc>
+        <w:tc>
+          <w:tcPr>
+            <w:tcW w:w="0" w:type="auto"/>
+            <w:shd w:val="clear" w:color="auto" w:fill="auto"/>
+            <w:tcMar>
+              <w:top w:w="60" w:type="dxa"/>
+              <w:left w:w="120" w:type="dxa"/>
+              <w:bottom w:w="60" w:type="dxa"/>
+              <w:right w:w="120" w:type="dxa"/>
+            </w:tcMar>
+            <w:vAlign w:val="center"/>
+          </w:tcPr>
+          <w:p>
+            <w:pPr>
+              <w:keepNext w:val="0"/>
+              <w:keepLines w:val="0"/>
+              <w:widowControl/>
+              <w:suppressLineNumbers w:val="0"/>
+              <w:jc w:val="left"/>
+              <w:rPr>
+                <w:rFonts w:hint="default" w:ascii="Segoe UI" w:hAnsi="Segoe UI" w:eastAsia="Segoe UI" w:cs="Segoe UI"/>
+                <w:i w:val="0"/>
+                <w:caps w:val="0"/>
+                <w:color w:val="auto"/>
+                <w:spacing w:val="0"/>
+                <w:sz w:val="16"/>
+                <w:szCs w:val="16"/>
+              </w:rPr>
+            </w:pPr>
+            <w:r>
+              <w:rPr>
+                <w:rFonts w:hint="default" w:ascii="Segoe UI" w:hAnsi="Segoe UI" w:eastAsia="Segoe UI" w:cs="Segoe UI"/>
+                <w:i w:val="0"/>
+                <w:caps w:val="0"/>
+                <w:color w:val="auto"/>
+                <w:spacing w:val="0"/>
+                <w:kern w:val="0"/>
+                <w:sz w:val="16"/>
+                <w:szCs w:val="16"/>
+                <w:lang w:val="en-US" w:eastAsia="zh-CN" w:bidi="ar"/>
+              </w:rPr>
+              <w:t>Transaction callback and payment result</w:t>
+            </w:r>
+          </w:p>
+        </w:tc>
+        <w:tc>
+          <w:tcPr>
+            <w:tcW w:w="0" w:type="auto"/>
+            <w:shd w:val="clear" w:color="auto" w:fill="auto"/>
+            <w:tcMar>
+              <w:top w:w="60" w:type="dxa"/>
+              <w:left w:w="120" w:type="dxa"/>
+              <w:bottom w:w="60" w:type="dxa"/>
+              <w:right w:w="120" w:type="dxa"/>
+            </w:tcMar>
+            <w:vAlign w:val="center"/>
+          </w:tcPr>
+          <w:p>
+            <w:pPr>
+              <w:keepNext w:val="0"/>
+              <w:keepLines w:val="0"/>
+              <w:widowControl/>
+              <w:suppressLineNumbers w:val="0"/>
+              <w:jc w:val="left"/>
+              <w:rPr>
+                <w:rFonts w:hint="default" w:ascii="Segoe UI" w:hAnsi="Segoe UI" w:eastAsia="Segoe UI" w:cs="Segoe UI"/>
+                <w:i w:val="0"/>
+                <w:caps w:val="0"/>
+                <w:color w:val="auto"/>
+                <w:spacing w:val="0"/>
+                <w:sz w:val="16"/>
+                <w:szCs w:val="16"/>
+              </w:rPr>
+            </w:pPr>
+            <w:r>
+              <w:rPr>
+                <w:rFonts w:hint="default" w:ascii="Segoe UI" w:hAnsi="Segoe UI" w:eastAsia="Segoe UI" w:cs="Segoe UI"/>
+                <w:i w:val="0"/>
+                <w:caps w:val="0"/>
+                <w:color w:val="auto"/>
+                <w:spacing w:val="0"/>
+                <w:kern w:val="0"/>
+                <w:sz w:val="16"/>
+                <w:szCs w:val="16"/>
+                <w:lang w:val="en-US" w:eastAsia="zh-CN" w:bidi="ar"/>
+              </w:rPr>
+              <w:t>Payment request and order information</w:t>
+            </w:r>
+          </w:p>
+        </w:tc>
+      </w:tr>
+      <w:tr>
+        <w:tblPrEx>
+          <w:tblBorders>
+            <w:top w:val="none" w:color="auto" w:sz="0" w:space="0"/>
+            <w:left w:val="none" w:color="auto" w:sz="0" w:space="0"/>
+            <w:bottom w:val="none" w:color="auto" w:sz="0" w:space="0"/>
+            <w:right w:val="none" w:color="auto" w:sz="0" w:space="0"/>
+            <w:insideH w:val="none" w:color="auto" w:sz="0" w:space="0"/>
+            <w:insideV w:val="none" w:color="auto" w:sz="0" w:space="0"/>
+          </w:tblBorders>
+          <w:shd w:val="clear" w:color="auto" w:fill="auto"/>
+          <w:tblCellMar>
+            <w:top w:w="15" w:type="dxa"/>
+            <w:left w:w="15" w:type="dxa"/>
+            <w:bottom w:w="15" w:type="dxa"/>
+            <w:right w:w="15" w:type="dxa"/>
+          </w:tblCellMar>
+        </w:tblPrEx>
+        <w:tc>
+          <w:tcPr>
+            <w:tcW w:w="0" w:type="auto"/>
+            <w:shd w:val="clear" w:color="auto" w:fill="auto"/>
+            <w:tcMar>
+              <w:top w:w="60" w:type="dxa"/>
+              <w:left w:w="120" w:type="dxa"/>
+              <w:bottom w:w="60" w:type="dxa"/>
+              <w:right w:w="120" w:type="dxa"/>
+            </w:tcMar>
+            <w:vAlign w:val="center"/>
+          </w:tcPr>
+          <w:p>
+            <w:pPr>
+              <w:keepNext w:val="0"/>
+              <w:keepLines w:val="0"/>
+              <w:widowControl/>
+              <w:suppressLineNumbers w:val="0"/>
+              <w:jc w:val="left"/>
+              <w:rPr>
+                <w:rFonts w:hint="default" w:ascii="Segoe UI" w:hAnsi="Segoe UI" w:eastAsia="Segoe UI" w:cs="Segoe UI"/>
+                <w:i w:val="0"/>
+                <w:caps w:val="0"/>
+                <w:color w:val="auto"/>
+                <w:spacing w:val="0"/>
+                <w:sz w:val="16"/>
+                <w:szCs w:val="16"/>
+              </w:rPr>
+            </w:pPr>
+            <w:r>
+              <w:rPr>
+                <w:rFonts w:hint="default" w:ascii="Segoe UI" w:hAnsi="Segoe UI" w:eastAsia="Segoe UI" w:cs="Segoe UI"/>
+                <w:i w:val="0"/>
+                <w:caps w:val="0"/>
+                <w:color w:val="auto"/>
+                <w:spacing w:val="0"/>
+                <w:kern w:val="0"/>
+                <w:sz w:val="16"/>
+                <w:szCs w:val="16"/>
+                <w:lang w:val="en-US" w:eastAsia="zh-CN" w:bidi="ar"/>
+              </w:rPr>
+              <w:t>SMTP</w:t>
+            </w:r>
+          </w:p>
+        </w:tc>
+        <w:tc>
+          <w:tcPr>
+            <w:tcW w:w="0" w:type="auto"/>
+            <w:shd w:val="clear" w:color="auto" w:fill="auto"/>
+            <w:tcMar>
+              <w:top w:w="60" w:type="dxa"/>
+              <w:left w:w="120" w:type="dxa"/>
+              <w:bottom w:w="60" w:type="dxa"/>
+              <w:right w:w="120" w:type="dxa"/>
+            </w:tcMar>
+            <w:vAlign w:val="center"/>
+          </w:tcPr>
+          <w:p>
+            <w:pPr>
+              <w:keepNext w:val="0"/>
+              <w:keepLines w:val="0"/>
+              <w:widowControl/>
+              <w:suppressLineNumbers w:val="0"/>
+              <w:jc w:val="left"/>
+              <w:rPr>
+                <w:rFonts w:hint="default" w:ascii="Segoe UI" w:hAnsi="Segoe UI" w:eastAsia="Segoe UI" w:cs="Segoe UI"/>
+                <w:i w:val="0"/>
+                <w:caps w:val="0"/>
+                <w:color w:val="auto"/>
+                <w:spacing w:val="0"/>
+                <w:sz w:val="16"/>
+                <w:szCs w:val="16"/>
+              </w:rPr>
+            </w:pPr>
+            <w:r>
+              <w:rPr>
+                <w:rFonts w:hint="default" w:ascii="Segoe UI" w:hAnsi="Segoe UI" w:eastAsia="Segoe UI" w:cs="Segoe UI"/>
+                <w:i w:val="0"/>
+                <w:caps w:val="0"/>
+                <w:color w:val="auto"/>
+                <w:spacing w:val="0"/>
+                <w:kern w:val="0"/>
+                <w:sz w:val="16"/>
+                <w:szCs w:val="16"/>
+                <w:lang w:val="en-US" w:eastAsia="zh-CN" w:bidi="ar"/>
+              </w:rPr>
+              <w:t>Email delivery status</w:t>
+            </w:r>
+          </w:p>
+        </w:tc>
+        <w:tc>
+          <w:tcPr>
+            <w:tcW w:w="0" w:type="auto"/>
+            <w:shd w:val="clear" w:color="auto" w:fill="auto"/>
+            <w:tcMar>
+              <w:top w:w="60" w:type="dxa"/>
+              <w:left w:w="120" w:type="dxa"/>
+              <w:bottom w:w="60" w:type="dxa"/>
+              <w:right w:w="120" w:type="dxa"/>
+            </w:tcMar>
+            <w:vAlign w:val="center"/>
+          </w:tcPr>
+          <w:p>
+            <w:pPr>
+              <w:keepNext w:val="0"/>
+              <w:keepLines w:val="0"/>
+              <w:widowControl/>
+              <w:suppressLineNumbers w:val="0"/>
+              <w:jc w:val="left"/>
+              <w:rPr>
+                <w:rFonts w:hint="default" w:ascii="Segoe UI" w:hAnsi="Segoe UI" w:eastAsia="Segoe UI" w:cs="Segoe UI"/>
+                <w:i w:val="0"/>
+                <w:caps w:val="0"/>
+                <w:color w:val="auto"/>
+                <w:spacing w:val="0"/>
+                <w:sz w:val="16"/>
+                <w:szCs w:val="16"/>
+              </w:rPr>
+            </w:pPr>
+            <w:r>
+              <w:rPr>
+                <w:rFonts w:hint="default" w:ascii="Segoe UI" w:hAnsi="Segoe UI" w:eastAsia="Segoe UI" w:cs="Segoe UI"/>
+                <w:i w:val="0"/>
+                <w:caps w:val="0"/>
+                <w:color w:val="auto"/>
+                <w:spacing w:val="0"/>
+                <w:kern w:val="0"/>
+                <w:sz w:val="16"/>
+                <w:szCs w:val="16"/>
+                <w:lang w:val="en-US" w:eastAsia="zh-CN" w:bidi="ar"/>
+              </w:rPr>
+              <w:t>OTP, password reset and notification messages</w:t>
+            </w:r>
+          </w:p>
+        </w:tc>
+      </w:tr>
+      <w:tr>
+        <w:tblPrEx>
+          <w:tblBorders>
+            <w:top w:val="none" w:color="auto" w:sz="0" w:space="0"/>
+            <w:left w:val="none" w:color="auto" w:sz="0" w:space="0"/>
+            <w:bottom w:val="none" w:color="auto" w:sz="0" w:space="0"/>
+            <w:right w:val="none" w:color="auto" w:sz="0" w:space="0"/>
+            <w:insideH w:val="none" w:color="auto" w:sz="0" w:space="0"/>
+            <w:insideV w:val="none" w:color="auto" w:sz="0" w:space="0"/>
+          </w:tblBorders>
+          <w:shd w:val="clear" w:color="auto" w:fill="auto"/>
+          <w:tblCellMar>
+            <w:top w:w="15" w:type="dxa"/>
+            <w:left w:w="15" w:type="dxa"/>
+            <w:bottom w:w="15" w:type="dxa"/>
+            <w:right w:w="15" w:type="dxa"/>
+          </w:tblCellMar>
+        </w:tblPrEx>
+        <w:tc>
+          <w:tcPr>
+            <w:tcW w:w="0" w:type="auto"/>
+            <w:shd w:val="clear" w:color="auto" w:fill="auto"/>
+            <w:tcMar>
+              <w:top w:w="60" w:type="dxa"/>
+              <w:left w:w="120" w:type="dxa"/>
+              <w:bottom w:w="60" w:type="dxa"/>
+              <w:right w:w="120" w:type="dxa"/>
+            </w:tcMar>
+            <w:vAlign w:val="center"/>
+          </w:tcPr>
+          <w:p>
+            <w:pPr>
+              <w:keepNext w:val="0"/>
+              <w:keepLines w:val="0"/>
+              <w:widowControl/>
+              <w:suppressLineNumbers w:val="0"/>
+              <w:jc w:val="left"/>
+              <w:rPr>
+                <w:rFonts w:hint="default" w:ascii="Segoe UI" w:hAnsi="Segoe UI" w:eastAsia="Segoe UI" w:cs="Segoe UI"/>
+                <w:i w:val="0"/>
+                <w:caps w:val="0"/>
+                <w:color w:val="auto"/>
+                <w:spacing w:val="0"/>
+                <w:sz w:val="16"/>
+                <w:szCs w:val="16"/>
+              </w:rPr>
+            </w:pPr>
+            <w:r>
+              <w:rPr>
+                <w:rFonts w:hint="default" w:ascii="Segoe UI" w:hAnsi="Segoe UI" w:eastAsia="Segoe UI" w:cs="Segoe UI"/>
+                <w:i w:val="0"/>
+                <w:caps w:val="0"/>
+                <w:color w:val="auto"/>
+                <w:spacing w:val="0"/>
+                <w:kern w:val="0"/>
+                <w:sz w:val="16"/>
+                <w:szCs w:val="16"/>
+                <w:lang w:val="en-US" w:eastAsia="zh-CN" w:bidi="ar"/>
+              </w:rPr>
+              <w:t>Google Gemini</w:t>
+            </w:r>
+          </w:p>
+        </w:tc>
+        <w:tc>
+          <w:tcPr>
+            <w:tcW w:w="0" w:type="auto"/>
+            <w:shd w:val="clear" w:color="auto" w:fill="auto"/>
+            <w:tcMar>
+              <w:top w:w="60" w:type="dxa"/>
+              <w:left w:w="120" w:type="dxa"/>
+              <w:bottom w:w="60" w:type="dxa"/>
+              <w:right w:w="120" w:type="dxa"/>
+            </w:tcMar>
+            <w:vAlign w:val="center"/>
+          </w:tcPr>
+          <w:p>
+            <w:pPr>
+              <w:keepNext w:val="0"/>
+              <w:keepLines w:val="0"/>
+              <w:widowControl/>
+              <w:suppressLineNumbers w:val="0"/>
+              <w:jc w:val="left"/>
+              <w:rPr>
+                <w:rFonts w:hint="default" w:ascii="Segoe UI" w:hAnsi="Segoe UI" w:eastAsia="Segoe UI" w:cs="Segoe UI"/>
+                <w:i w:val="0"/>
+                <w:caps w:val="0"/>
+                <w:color w:val="auto"/>
+                <w:spacing w:val="0"/>
+                <w:sz w:val="16"/>
+                <w:szCs w:val="16"/>
+              </w:rPr>
+            </w:pPr>
+            <w:r>
+              <w:rPr>
+                <w:rFonts w:hint="default" w:ascii="Segoe UI" w:hAnsi="Segoe UI" w:eastAsia="Segoe UI" w:cs="Segoe UI"/>
+                <w:i w:val="0"/>
+                <w:caps w:val="0"/>
+                <w:color w:val="auto"/>
+                <w:spacing w:val="0"/>
+                <w:kern w:val="0"/>
+                <w:sz w:val="16"/>
+                <w:szCs w:val="16"/>
+                <w:lang w:val="en-US" w:eastAsia="zh-CN" w:bidi="ar"/>
+              </w:rPr>
+              <w:t>Generated AI content</w:t>
+            </w:r>
+          </w:p>
+        </w:tc>
+        <w:tc>
+          <w:tcPr>
+            <w:tcW w:w="0" w:type="auto"/>
+            <w:shd w:val="clear" w:color="auto" w:fill="auto"/>
+            <w:tcMar>
+              <w:top w:w="60" w:type="dxa"/>
+              <w:left w:w="120" w:type="dxa"/>
+              <w:bottom w:w="60" w:type="dxa"/>
+              <w:right w:w="120" w:type="dxa"/>
+            </w:tcMar>
+            <w:vAlign w:val="center"/>
+          </w:tcPr>
+          <w:p>
+            <w:pPr>
+              <w:keepNext w:val="0"/>
+              <w:keepLines w:val="0"/>
+              <w:widowControl/>
+              <w:suppressLineNumbers w:val="0"/>
+              <w:jc w:val="left"/>
+              <w:rPr>
+                <w:rFonts w:hint="default" w:ascii="Segoe UI" w:hAnsi="Segoe UI" w:eastAsia="Segoe UI" w:cs="Segoe UI"/>
+                <w:i w:val="0"/>
+                <w:caps w:val="0"/>
+                <w:color w:val="auto"/>
+                <w:spacing w:val="0"/>
+                <w:sz w:val="16"/>
+                <w:szCs w:val="16"/>
+              </w:rPr>
+            </w:pPr>
+            <w:r>
+              <w:rPr>
+                <w:rFonts w:hint="default" w:ascii="Segoe UI" w:hAnsi="Segoe UI" w:eastAsia="Segoe UI" w:cs="Segoe UI"/>
+                <w:i w:val="0"/>
+                <w:caps w:val="0"/>
+                <w:color w:val="auto"/>
+                <w:spacing w:val="0"/>
+                <w:kern w:val="0"/>
+                <w:sz w:val="16"/>
+                <w:szCs w:val="16"/>
+                <w:lang w:val="en-US" w:eastAsia="zh-CN" w:bidi="ar"/>
+              </w:rPr>
+              <w:t>Chat questions and product suggestion prompts</w:t>
+            </w:r>
+          </w:p>
+        </w:tc>
+      </w:tr>
+    </w:tbl>
+    <w:p>
+      <w:pPr>
+        <w:pStyle w:val="3"/>
+        <w:keepNext w:val="0"/>
+        <w:keepLines w:val="0"/>
+        <w:widowControl/>
+        <w:suppressLineNumbers w:val="0"/>
+        <w:pBdr>
+          <w:bottom w:val="none" w:color="auto" w:sz="0" w:space="0"/>
+        </w:pBdr>
+        <w:spacing w:before="288" w:beforeAutospacing="0" w:after="192" w:afterAutospacing="0" w:line="12" w:lineRule="atLeast"/>
+        <w:ind w:left="0" w:firstLine="0"/>
+        <w:rPr>
+          <w:rFonts w:hint="default" w:ascii="Segoe UI" w:hAnsi="Segoe UI" w:eastAsia="Segoe UI" w:cs="Segoe UI"/>
+          <w:b/>
+          <w:i w:val="0"/>
+          <w:caps w:val="0"/>
+          <w:color w:val="auto"/>
+          <w:spacing w:val="0"/>
+          <w:sz w:val="21"/>
+          <w:szCs w:val="21"/>
+        </w:rPr>
+      </w:pPr>
+      <w:r>
+        <w:rPr>
+          <w:rFonts w:hint="default" w:ascii="Segoe UI" w:hAnsi="Segoe UI" w:eastAsia="Segoe UI" w:cs="Segoe UI"/>
+          <w:b/>
+          <w:i w:val="0"/>
+          <w:caps w:val="0"/>
+          <w:color w:val="auto"/>
+          <w:spacing w:val="0"/>
+          <w:sz w:val="21"/>
+          <w:szCs w:val="21"/>
+        </w:rPr>
+        <w:t>System Boundary</w:t>
+      </w:r>
+    </w:p>
+    <w:p>
+      <w:pPr>
+        <w:keepNext w:val="0"/>
+        <w:keepLines w:val="0"/>
+        <w:widowControl/>
+        <w:numPr>
+          <w:ilvl w:val="0"/>
+          <w:numId w:val="18"/>
+        </w:numPr>
+        <w:suppressLineNumbers w:val="0"/>
+        <w:spacing w:before="0" w:beforeAutospacing="1" w:after="0" w:afterAutospacing="1"/>
+        <w:ind w:left="720" w:hanging="360"/>
+        <w:rPr>
+          <w:color w:val="auto"/>
+        </w:rPr>
+      </w:pPr>
+      <w:r>
+        <w:rPr>
+          <w:rFonts w:hint="default" w:ascii="Segoe UI" w:hAnsi="Segoe UI" w:eastAsia="Segoe UI" w:cs="Segoe UI"/>
+          <w:i w:val="0"/>
+          <w:caps w:val="0"/>
+          <w:color w:val="auto"/>
+          <w:spacing w:val="0"/>
+          <w:sz w:val="16"/>
+          <w:szCs w:val="16"/>
+        </w:rPr>
+        <w:t>Inside: web UI, Flutter app, Spring Boot services, authentication, catalog, cart, orders, delivery, reporting and chat.</w:t>
+      </w:r>
+    </w:p>
+    <w:p>
+      <w:pPr>
+        <w:keepNext w:val="0"/>
+        <w:keepLines w:val="0"/>
+        <w:widowControl/>
+        <w:numPr>
+          <w:ilvl w:val="0"/>
+          <w:numId w:val="18"/>
+        </w:numPr>
+        <w:suppressLineNumbers w:val="0"/>
+        <w:spacing w:before="0" w:beforeAutospacing="1" w:after="0" w:afterAutospacing="1"/>
+        <w:ind w:left="720" w:hanging="360"/>
+        <w:rPr>
+          <w:color w:val="auto"/>
+        </w:rPr>
+      </w:pPr>
+      <w:r>
+        <w:rPr>
+          <w:rFonts w:hint="default" w:ascii="Segoe UI" w:hAnsi="Segoe UI" w:eastAsia="Segoe UI" w:cs="Segoe UI"/>
+          <w:i w:val="0"/>
+          <w:caps w:val="0"/>
+          <w:color w:val="auto"/>
+          <w:spacing w:val="0"/>
+          <w:sz w:val="16"/>
+          <w:szCs w:val="16"/>
+        </w:rPr>
+        <w:t>Outside: user roles, VNPay, SMTP and Google Gemini.</w:t>
+      </w:r>
+    </w:p>
+    <w:p>
+      <w:pPr>
+        <w:keepNext w:val="0"/>
+        <w:keepLines w:val="0"/>
+        <w:widowControl/>
+        <w:numPr>
+          <w:ilvl w:val="0"/>
+          <w:numId w:val="18"/>
+        </w:numPr>
+        <w:suppressLineNumbers w:val="0"/>
+        <w:spacing w:before="0" w:beforeAutospacing="1" w:after="0" w:afterAutospacing="1"/>
+        <w:ind w:left="720" w:hanging="360"/>
+        <w:rPr>
+          <w:color w:val="auto"/>
+        </w:rPr>
+      </w:pPr>
+      <w:r>
+        <w:rPr>
+          <w:rFonts w:hint="default" w:ascii="Segoe UI" w:hAnsi="Segoe UI" w:eastAsia="Segoe UI" w:cs="Segoe UI"/>
+          <w:i w:val="0"/>
+          <w:caps w:val="0"/>
+          <w:color w:val="auto"/>
+          <w:spacing w:val="0"/>
+          <w:sz w:val="16"/>
+          <w:szCs w:val="16"/>
+        </w:rPr>
+        <w:t>PostgreSQL and Redis are internal infrastructure, so they are not external context actors.</w:t>
+      </w:r>
+    </w:p>
+    <w:p>
+      <w:pPr>
+        <w:spacing w:after="200"/>
+        <w:jc w:val="center"/>
+        <w:rPr>
+          <w:i/>
+          <w:iCs/>
+          <w:sz w:val="20"/>
+          <w:szCs w:val="20"/>
+        </w:rPr>
+      </w:pPr>
+    </w:p>
+    <w:p>
+      <w:pPr>
+        <w:ind w:left="2160" w:leftChars="0" w:firstLine="720" w:firstLineChars="0"/>
+        <w:rPr>
+          <w:rFonts w:hint="default"/>
+          <w:lang w:val="en-US"/>
+        </w:rPr>
+      </w:pPr>
     </w:p>
     <w:p>
       <w:pPr>
@@ -6658,7 +8419,7 @@
                     </pic:cNvPicPr>
                   </pic:nvPicPr>
                   <pic:blipFill>
-                    <a:blip r:embed="rId8"/>
+                    <a:blip r:embed="rId9"/>
                     <a:stretch>
                       <a:fillRect/>
                     </a:stretch>
@@ -6731,7 +8492,7 @@
                     </pic:cNvPicPr>
                   </pic:nvPicPr>
                   <pic:blipFill>
-                    <a:blip r:embed="rId9"/>
+                    <a:blip r:embed="rId10"/>
                     <a:stretch>
                       <a:fillRect/>
                     </a:stretch>
@@ -6836,7 +8597,7 @@
                     </pic:cNvPicPr>
                   </pic:nvPicPr>
                   <pic:blipFill>
-                    <a:blip r:embed="rId10"/>
+                    <a:blip r:embed="rId11"/>
                     <a:stretch>
                       <a:fillRect/>
                     </a:stretch>
@@ -6919,7 +8680,7 @@
                     </pic:cNvPicPr>
                   </pic:nvPicPr>
                   <pic:blipFill>
-                    <a:blip r:embed="rId11"/>
+                    <a:blip r:embed="rId12"/>
                     <a:stretch>
                       <a:fillRect/>
                     </a:stretch>
@@ -6998,7 +8759,7 @@
                     </pic:cNvPicPr>
                   </pic:nvPicPr>
                   <pic:blipFill>
-                    <a:blip r:embed="rId12"/>
+                    <a:blip r:embed="rId13"/>
                     <a:stretch>
                       <a:fillRect/>
                     </a:stretch>
@@ -7066,7 +8827,7 @@
                     </pic:cNvPicPr>
                   </pic:nvPicPr>
                   <pic:blipFill>
-                    <a:blip r:embed="rId13"/>
+                    <a:blip r:embed="rId14"/>
                     <a:stretch>
                       <a:fillRect/>
                     </a:stretch>
@@ -7145,7 +8906,7 @@
                     </pic:cNvPicPr>
                   </pic:nvPicPr>
                   <pic:blipFill>
-                    <a:blip r:embed="rId14"/>
+                    <a:blip r:embed="rId15"/>
                     <a:stretch>
                       <a:fillRect/>
                     </a:stretch>
@@ -7213,7 +8974,7 @@
                     </pic:cNvPicPr>
                   </pic:nvPicPr>
                   <pic:blipFill>
-                    <a:blip r:embed="rId15"/>
+                    <a:blip r:embed="rId16"/>
                     <a:stretch>
                       <a:fillRect/>
                     </a:stretch>
@@ -7257,7 +9018,21 @@
         <w:rPr>
           <w:bCs/>
         </w:rPr>
-        <w:t>3.1.4 Product Review</w:t>
+        <w:t>3.1.</w:t>
+      </w:r>
+      <w:r>
+        <w:rPr>
+          <w:rFonts w:hint="default"/>
+          <w:bCs/>
+          <w:lang w:val="en-US"/>
+        </w:rPr>
+        <w:t>4</w:t>
+      </w:r>
+      <w:r>
+        <w:rPr>
+          <w:bCs/>
+        </w:rPr>
+        <w:t xml:space="preserve"> Reports and Statistics</w:t>
       </w:r>
     </w:p>
     <w:p>
@@ -7266,7 +9041,7 @@
           <w:b/>
           <w:bCs/>
         </w:rPr>
-        <w:t>Activity Diagram - Product Review:</w:t>
+        <w:t>Activity Diagram - Reports:</w:t>
       </w:r>
     </w:p>
     <w:p>
@@ -7278,7 +9053,7 @@
           <wp:inline distT="0" distB="0" distL="0" distR="0">
             <wp:extent cx="3200400" cy="4572000"/>
             <wp:effectExtent l="0" t="0" r="0" b="0"/>
-            <wp:docPr id="28" name="Activity Review"/>
+            <wp:docPr id="29" name="Activity Reports"/>
             <wp:cNvGraphicFramePr>
               <a:graphicFrameLocks xmlns:a="http://schemas.openxmlformats.org/drawingml/2006/main" noChangeAspect="1"/>
             </wp:cNvGraphicFramePr>
@@ -7286,13 +9061,13 @@
               <a:graphicData uri="http://schemas.openxmlformats.org/drawingml/2006/picture">
                 <pic:pic xmlns:pic="http://schemas.openxmlformats.org/drawingml/2006/picture">
                   <pic:nvPicPr>
-                    <pic:cNvPr id="28" name="Activity Review"/>
+                    <pic:cNvPr id="29" name="Activity Reports"/>
                     <pic:cNvPicPr>
                       <a:picLocks noChangeAspect="1"/>
                     </pic:cNvPicPr>
                   </pic:nvPicPr>
                   <pic:blipFill>
-                    <a:blip r:embed="rId16"/>
+                    <a:blip r:embed="rId17"/>
                     <a:stretch>
                       <a:fillRect/>
                     </a:stretch>
@@ -7325,7 +9100,7 @@
           <w:sz w:val="20"/>
           <w:szCs w:val="20"/>
         </w:rPr>
-        <w:t>Figure: Activity Review</w:t>
+        <w:t>Figure: Activity Reports</w:t>
       </w:r>
     </w:p>
     <w:p>
@@ -7334,7 +9109,7 @@
           <w:b/>
           <w:bCs/>
         </w:rPr>
-        <w:t>Sequence Diagram - Product Review:</w:t>
+        <w:t>Sequence Diagram - Reports &amp; Statistics:</w:t>
       </w:r>
     </w:p>
     <w:p>
@@ -7346,7 +9121,7 @@
           <wp:inline distT="0" distB="0" distL="0" distR="0">
             <wp:extent cx="5486400" cy="4572000"/>
             <wp:effectExtent l="0" t="0" r="0" b="0"/>
-            <wp:docPr id="34" name="Sequence Review"/>
+            <wp:docPr id="35" name="Sequence Reports"/>
             <wp:cNvGraphicFramePr>
               <a:graphicFrameLocks xmlns:a="http://schemas.openxmlformats.org/drawingml/2006/main" noChangeAspect="1"/>
             </wp:cNvGraphicFramePr>
@@ -7354,13 +9129,13 @@
               <a:graphicData uri="http://schemas.openxmlformats.org/drawingml/2006/picture">
                 <pic:pic xmlns:pic="http://schemas.openxmlformats.org/drawingml/2006/picture">
                   <pic:nvPicPr>
-                    <pic:cNvPr id="34" name="Sequence Review"/>
+                    <pic:cNvPr id="35" name="Sequence Reports"/>
                     <pic:cNvPicPr>
                       <a:picLocks noChangeAspect="1"/>
                     </pic:cNvPicPr>
                   </pic:nvPicPr>
                   <pic:blipFill>
-                    <a:blip r:embed="rId17"/>
+                    <a:blip r:embed="rId18"/>
                     <a:stretch>
                       <a:fillRect/>
                     </a:stretch>
@@ -7393,7 +9168,7 @@
           <w:sz w:val="20"/>
           <w:szCs w:val="20"/>
         </w:rPr>
-        <w:t>Figure: Sequence Review</w:t>
+        <w:t>Figure: Sequence Reports</w:t>
       </w:r>
     </w:p>
     <w:p>
@@ -7404,7 +9179,21 @@
         <w:rPr>
           <w:bCs/>
         </w:rPr>
-        <w:t>3.1.5 Reports and Statistics</w:t>
+        <w:t>3.1.</w:t>
+      </w:r>
+      <w:r>
+        <w:rPr>
+          <w:rFonts w:hint="default"/>
+          <w:bCs/>
+          <w:lang w:val="en-US"/>
+        </w:rPr>
+        <w:t>5</w:t>
+      </w:r>
+      <w:r>
+        <w:rPr>
+          <w:bCs/>
+        </w:rPr>
+        <w:t xml:space="preserve"> AI Product Classification</w:t>
       </w:r>
     </w:p>
     <w:p>
@@ -7413,7 +9202,7 @@
           <w:b/>
           <w:bCs/>
         </w:rPr>
-        <w:t>Activity Diagram - Reports:</w:t>
+        <w:t>Activity Diagram - AI Classification:</w:t>
       </w:r>
     </w:p>
     <w:p>
@@ -7425,7 +9214,7 @@
           <wp:inline distT="0" distB="0" distL="0" distR="0">
             <wp:extent cx="3200400" cy="4572000"/>
             <wp:effectExtent l="0" t="0" r="0" b="0"/>
-            <wp:docPr id="29" name="Activity Reports"/>
+            <wp:docPr id="30" name="Activity AI Classification"/>
             <wp:cNvGraphicFramePr>
               <a:graphicFrameLocks xmlns:a="http://schemas.openxmlformats.org/drawingml/2006/main" noChangeAspect="1"/>
             </wp:cNvGraphicFramePr>
@@ -7433,13 +9222,13 @@
               <a:graphicData uri="http://schemas.openxmlformats.org/drawingml/2006/picture">
                 <pic:pic xmlns:pic="http://schemas.openxmlformats.org/drawingml/2006/picture">
                   <pic:nvPicPr>
-                    <pic:cNvPr id="29" name="Activity Reports"/>
+                    <pic:cNvPr id="30" name="Activity AI Classification"/>
                     <pic:cNvPicPr>
                       <a:picLocks noChangeAspect="1"/>
                     </pic:cNvPicPr>
                   </pic:nvPicPr>
                   <pic:blipFill>
-                    <a:blip r:embed="rId18"/>
+                    <a:blip r:embed="rId19"/>
                     <a:stretch>
                       <a:fillRect/>
                     </a:stretch>
@@ -7472,7 +9261,7 @@
           <w:sz w:val="20"/>
           <w:szCs w:val="20"/>
         </w:rPr>
-        <w:t>Figure: Activity Reports</w:t>
+        <w:t>Figure: Activity AI Classification</w:t>
       </w:r>
     </w:p>
     <w:p>
@@ -7481,7 +9270,7 @@
           <w:b/>
           <w:bCs/>
         </w:rPr>
-        <w:t>Sequence Diagram - Reports &amp; Statistics:</w:t>
+        <w:t>Sequence Diagram - AI Product Classification:</w:t>
       </w:r>
     </w:p>
     <w:p>
@@ -7493,7 +9282,7 @@
           <wp:inline distT="0" distB="0" distL="0" distR="0">
             <wp:extent cx="5486400" cy="4572000"/>
             <wp:effectExtent l="0" t="0" r="0" b="0"/>
-            <wp:docPr id="35" name="Sequence Reports"/>
+            <wp:docPr id="36" name="Sequence AI"/>
             <wp:cNvGraphicFramePr>
               <a:graphicFrameLocks xmlns:a="http://schemas.openxmlformats.org/drawingml/2006/main" noChangeAspect="1"/>
             </wp:cNvGraphicFramePr>
@@ -7501,13 +9290,13 @@
               <a:graphicData uri="http://schemas.openxmlformats.org/drawingml/2006/picture">
                 <pic:pic xmlns:pic="http://schemas.openxmlformats.org/drawingml/2006/picture">
                   <pic:nvPicPr>
-                    <pic:cNvPr id="35" name="Sequence Reports"/>
+                    <pic:cNvPr id="36" name="Sequence AI"/>
                     <pic:cNvPicPr>
                       <a:picLocks noChangeAspect="1"/>
                     </pic:cNvPicPr>
                   </pic:nvPicPr>
                   <pic:blipFill>
-                    <a:blip r:embed="rId19"/>
+                    <a:blip r:embed="rId20"/>
                     <a:stretch>
                       <a:fillRect/>
                     </a:stretch>
@@ -7540,7 +9329,7 @@
           <w:sz w:val="20"/>
           <w:szCs w:val="20"/>
         </w:rPr>
-        <w:t>Figure: Sequence Reports</w:t>
+        <w:t>Figure: Sequence AI</w:t>
       </w:r>
     </w:p>
     <w:p>
@@ -7548,31 +9337,42 @@
         <w:pStyle w:val="5"/>
       </w:pPr>
       <w:r>
-        <w:rPr>
-          <w:bCs/>
-        </w:rPr>
-        <w:t>3.1.6 AI Product Classification</w:t>
-      </w:r>
-    </w:p>
-    <w:p>
-      <w:r>
-        <w:rPr>
-          <w:b/>
-          <w:bCs/>
-        </w:rPr>
-        <w:t>Activity Diagram - AI Classification:</w:t>
-      </w:r>
-    </w:p>
-    <w:p>
-      <w:pPr>
-        <w:jc w:val="center"/>
-      </w:pPr>
-      <w:r>
+        <w:t>3.1.</w:t>
+      </w:r>
+      <w:r>
+        <w:rPr>
+          <w:rFonts w:hint="default"/>
+          <w:lang w:val="en-US"/>
+        </w:rPr>
+        <w:t>7</w:t>
+      </w:r>
+      <w:r>
+        <w:t xml:space="preserve"> Class Diagram</w:t>
+      </w:r>
+    </w:p>
+    <w:p>
+      <w:r>
+        <w:t>The domain entity models and class structures have been established across our domain modules (Product, Order, User/Authentication).</w:t>
+      </w:r>
+    </w:p>
+    <w:p/>
+    <w:p>
+      <w:pPr>
+        <w:rPr>
+          <w:rFonts w:hint="default"/>
+          <w:lang w:val="en-US"/>
+        </w:rPr>
+      </w:pPr>
+      <w:r>
+        <w:rPr>
+          <w:rFonts w:hint="default"/>
+          <w:lang w:val="en-US"/>
+        </w:rPr>
         <w:drawing>
-          <wp:inline distT="0" distB="0" distL="0" distR="0">
-            <wp:extent cx="3200400" cy="4572000"/>
-            <wp:effectExtent l="0" t="0" r="0" b="0"/>
-            <wp:docPr id="30" name="Activity AI Classification"/>
+          <wp:inline distT="0" distB="0" distL="114300" distR="114300">
+            <wp:extent cx="5736590" cy="5222240"/>
+            <wp:effectExtent l="0" t="0" r="8890" b="5080"/>
+            <wp:docPr id="3" name="Picture 3" descr="classdiagramswd392.drawio"/>
             <wp:cNvGraphicFramePr>
               <a:graphicFrameLocks xmlns:a="http://schemas.openxmlformats.org/drawingml/2006/main" noChangeAspect="1"/>
             </wp:cNvGraphicFramePr>
@@ -7580,75 +9380,7 @@
               <a:graphicData uri="http://schemas.openxmlformats.org/drawingml/2006/picture">
                 <pic:pic xmlns:pic="http://schemas.openxmlformats.org/drawingml/2006/picture">
                   <pic:nvPicPr>
-                    <pic:cNvPr id="30" name="Activity AI Classification"/>
-                    <pic:cNvPicPr>
-                      <a:picLocks noChangeAspect="1"/>
-                    </pic:cNvPicPr>
-                  </pic:nvPicPr>
-                  <pic:blipFill>
-                    <a:blip r:embed="rId20"/>
-                    <a:stretch>
-                      <a:fillRect/>
-                    </a:stretch>
-                  </pic:blipFill>
-                  <pic:spPr>
-                    <a:xfrm>
-                      <a:off x="0" y="0"/>
-                      <a:ext cx="3200400" cy="4572000"/>
-                    </a:xfrm>
-                    <a:prstGeom prst="rect">
-                      <a:avLst/>
-                    </a:prstGeom>
-                  </pic:spPr>
-                </pic:pic>
-              </a:graphicData>
-            </a:graphic>
-          </wp:inline>
-        </w:drawing>
-      </w:r>
-    </w:p>
-    <w:p>
-      <w:pPr>
-        <w:spacing w:after="200"/>
-        <w:jc w:val="center"/>
-      </w:pPr>
-      <w:r>
-        <w:rPr>
-          <w:i/>
-          <w:iCs/>
-          <w:sz w:val="20"/>
-          <w:szCs w:val="20"/>
-        </w:rPr>
-        <w:t>Figure: Activity AI Classification</w:t>
-      </w:r>
-    </w:p>
-    <w:p>
-      <w:r>
-        <w:rPr>
-          <w:b/>
-          <w:bCs/>
-        </w:rPr>
-        <w:t>Sequence Diagram - AI Product Classification:</w:t>
-      </w:r>
-    </w:p>
-    <w:p>
-      <w:pPr>
-        <w:jc w:val="center"/>
-      </w:pPr>
-      <w:r>
-        <w:drawing>
-          <wp:inline distT="0" distB="0" distL="0" distR="0">
-            <wp:extent cx="5486400" cy="4572000"/>
-            <wp:effectExtent l="0" t="0" r="0" b="0"/>
-            <wp:docPr id="36" name="Sequence AI"/>
-            <wp:cNvGraphicFramePr>
-              <a:graphicFrameLocks xmlns:a="http://schemas.openxmlformats.org/drawingml/2006/main" noChangeAspect="1"/>
-            </wp:cNvGraphicFramePr>
-            <a:graphic xmlns:a="http://schemas.openxmlformats.org/drawingml/2006/main">
-              <a:graphicData uri="http://schemas.openxmlformats.org/drawingml/2006/picture">
-                <pic:pic xmlns:pic="http://schemas.openxmlformats.org/drawingml/2006/picture">
-                  <pic:nvPicPr>
-                    <pic:cNvPr id="36" name="Sequence AI"/>
+                    <pic:cNvPr id="3" name="Picture 3" descr="classdiagramswd392.drawio"/>
                     <pic:cNvPicPr>
                       <a:picLocks noChangeAspect="1"/>
                     </pic:cNvPicPr>
@@ -7662,7 +9394,7 @@
                   <pic:spPr>
                     <a:xfrm>
                       <a:off x="0" y="0"/>
-                      <a:ext cx="5486400" cy="4572000"/>
+                      <a:ext cx="5736590" cy="5222240"/>
                     </a:xfrm>
                     <a:prstGeom prst="rect">
                       <a:avLst/>
@@ -7677,128 +9409,87 @@
     </w:p>
     <w:p>
       <w:pPr>
-        <w:spacing w:after="200"/>
-        <w:jc w:val="center"/>
-      </w:pPr>
-      <w:r>
+        <w:pStyle w:val="4"/>
+      </w:pPr>
+      <w:r>
+        <w:rPr>
+          <w:bCs/>
+        </w:rPr>
+        <w:t>3.1.</w:t>
+      </w:r>
+      <w:r>
+        <w:rPr>
+          <w:rFonts w:hint="default"/>
+          <w:bCs/>
+          <w:lang w:val="en-US"/>
+        </w:rPr>
+        <w:t>8</w:t>
+      </w:r>
+      <w:r>
+        <w:rPr>
+          <w:bCs/>
+        </w:rPr>
+        <w:t xml:space="preserve"> Domain Component Interaction Summary</w:t>
+      </w:r>
+    </w:p>
+    <w:p>
+      <w:r>
+        <w:t>Please refer to the detailed sequence diagrams documented in section 3.1.1 through 3.1.</w:t>
+      </w:r>
+      <w:r>
+        <w:rPr>
+          <w:rFonts w:hint="default"/>
+          <w:lang w:val="en-US"/>
+        </w:rPr>
+        <w:t>7</w:t>
+      </w:r>
+      <w:r>
+        <w:t xml:space="preserve"> above for complete interaction specifications.</w:t>
+      </w:r>
+    </w:p>
+    <w:p>
+      <w:pPr>
+        <w:spacing w:after="0" w:line="240" w:lineRule="auto"/>
+        <w:jc w:val="both"/>
         <w:rPr>
           <w:i/>
-          <w:iCs/>
-          <w:sz w:val="20"/>
-          <w:szCs w:val="20"/>
-        </w:rPr>
-        <w:t>Figure: Sequence AI</w:t>
-      </w:r>
-    </w:p>
-    <w:p>
-      <w:pPr>
-        <w:pStyle w:val="5"/>
-      </w:pPr>
-      <w:r>
-        <w:t>3.1.1 Class Diagram</w:t>
-      </w:r>
-    </w:p>
-    <w:p>
-      <w:r>
-        <w:t>The domain entity models and class structures have been established across our domain modules (Product, Order, Review, User/Authentication).</w:t>
-      </w:r>
-    </w:p>
-    <w:p>
-      <w:pPr>
-        <w:pStyle w:val="4"/>
-      </w:pPr>
-      <w:r>
-        <w:rPr>
-          <w:bCs/>
-        </w:rPr>
-        <w:t>3.1.7 Domain Component Interaction Summary</w:t>
-      </w:r>
-    </w:p>
-    <w:p>
-      <w:r>
-        <w:t>Please refer to the detailed sequence diagrams documented in section 3.1.1 through 3.1.6 above for complete interaction specifications.</w:t>
-      </w:r>
-    </w:p>
-    <w:p/>
-    <w:p>
-      <w:pPr>
-        <w:spacing w:after="60" w:line="240" w:lineRule="auto"/>
+          <w:color w:val="0000FF"/>
+        </w:rPr>
+      </w:pPr>
+      <w:r>
+        <w:rPr>
+          <w:i/>
+          <w:color w:val="0000FF"/>
+        </w:rPr>
+        <w:br w:type="page"/>
+      </w:r>
+    </w:p>
+    <w:p>
+      <w:r>
+        <w:t>V. Software Testing Documentation</w:t>
+      </w:r>
+    </w:p>
+    <w:p>
+      <w:r>
+        <w:t>This chapter documents the software testing approach, strategy, scope, roles, milestones, and execution results for the Sportswear E-Commerce Website.</w:t>
+      </w:r>
+    </w:p>
+    <w:p>
+      <w:pPr>
+        <w:pStyle w:val="3"/>
+      </w:pPr>
+      <w:bookmarkStart w:id="63" w:name="_Toc235151149"/>
+      <w:bookmarkStart w:id="64" w:name="_Toc47946566"/>
+      <w:r>
+        <w:t>1. Scope of Testing</w:t>
+      </w:r>
+      <w:bookmarkEnd w:id="63"/>
+    </w:p>
+    <w:p>
+      <w:r>
         <w:rPr>
           <w:b/>
           <w:bCs/>
-          <w:i/>
-          <w:iCs/>
-        </w:rPr>
-      </w:pPr>
-      <w:r>
-        <w:rPr>
-          <w:b/>
-          <w:bCs/>
-          <w:i/>
-          <w:iCs/>
-        </w:rPr>
-        <w:t>3.1.3 …</w:t>
-      </w:r>
-    </w:p>
-    <w:p>
-      <w:pPr>
-        <w:spacing w:after="0" w:line="240" w:lineRule="auto"/>
-        <w:jc w:val="both"/>
-        <w:rPr>
-          <w:i/>
-          <w:color w:val="0000FF"/>
-        </w:rPr>
-      </w:pPr>
-    </w:p>
-    <w:p/>
-    <w:p>
-      <w:r>
-        <w:t>…</w:t>
-      </w:r>
-    </w:p>
-    <w:p>
-      <w:pPr>
-        <w:spacing w:after="0" w:line="240" w:lineRule="auto"/>
-        <w:jc w:val="both"/>
-        <w:rPr>
-          <w:i/>
-          <w:color w:val="0000FF"/>
-        </w:rPr>
-      </w:pPr>
-      <w:r>
-        <w:rPr>
-          <w:i/>
-          <w:color w:val="0000FF"/>
-        </w:rPr>
-        <w:br w:type="page"/>
-      </w:r>
-    </w:p>
-    <w:p>
-      <w:r>
-        <w:t>V. Software Testing Documentation</w:t>
-      </w:r>
-    </w:p>
-    <w:p>
-      <w:r>
-        <w:t>This chapter documents the software testing approach, strategy, scope, roles, milestones, and execution results for the Sportswear E-Commerce Website.</w:t>
-      </w:r>
-    </w:p>
-    <w:p>
-      <w:pPr>
-        <w:pStyle w:val="3"/>
-      </w:pPr>
-      <w:bookmarkStart w:id="63" w:name="_Toc235151149"/>
-      <w:bookmarkStart w:id="64" w:name="_Toc47946566"/>
-      <w:r>
-        <w:t>1. Scope of Testing</w:t>
-      </w:r>
-      <w:bookmarkEnd w:id="63"/>
-    </w:p>
-    <w:p>
-      <w:r>
-        <w:rPr>
-          <w:b/>
-          <w:bCs/>
         </w:rPr>
         <w:t>Target of Test &amp; Scope Definition:</w:t>
       </w:r>
@@ -7808,7 +9499,7 @@
         <w:pStyle w:val="16"/>
         <w:numPr>
           <w:ilvl w:val="0"/>
-          <w:numId w:val="18"/>
+          <w:numId w:val="19"/>
         </w:numPr>
         <w:tabs>
           <w:tab w:val="left" w:pos="720"/>
@@ -7817,15 +9508,15 @@
         <w:ind w:hanging="360"/>
       </w:pPr>
       <w:r>
-        <w:t>In-Scope Features: Complete functional validation of User Registration/Authentication, Product Browsing/Filtering, Shopping Cart operations, Checkout workflow (including mock payment callbacks), Order Lifecycle tracking, Review submission, AI Chatbot responsiveness, and Admin AI Product Classification.</w:t>
-      </w:r>
-    </w:p>
-    <w:p>
-      <w:pPr>
-        <w:pStyle w:val="16"/>
-        <w:numPr>
-          <w:ilvl w:val="0"/>
-          <w:numId w:val="18"/>
+        <w:t>In-Scope Features: Complete functional validation of User Registration/Authentication, Product Browsing/Filtering, Shopping Cart operations, Checkout workflow (including mock payment callbacks), Order Lifecycle tracking, AI Chatbot responsiveness, and Admin AI Product Classification.</w:t>
+      </w:r>
+    </w:p>
+    <w:p>
+      <w:pPr>
+        <w:pStyle w:val="16"/>
+        <w:numPr>
+          <w:ilvl w:val="0"/>
+          <w:numId w:val="19"/>
         </w:numPr>
         <w:tabs>
           <w:tab w:val="left" w:pos="720"/>
@@ -7842,7 +9533,7 @@
         <w:pStyle w:val="16"/>
         <w:numPr>
           <w:ilvl w:val="0"/>
-          <w:numId w:val="18"/>
+          <w:numId w:val="19"/>
         </w:numPr>
         <w:tabs>
           <w:tab w:val="left" w:pos="720"/>
@@ -7907,7 +9598,7 @@
         <w:pStyle w:val="16"/>
         <w:numPr>
           <w:ilvl w:val="0"/>
-          <w:numId w:val="19"/>
+          <w:numId w:val="20"/>
         </w:numPr>
         <w:tabs>
           <w:tab w:val="left" w:pos="720"/>
@@ -7924,7 +9615,7 @@
         <w:pStyle w:val="16"/>
         <w:numPr>
           <w:ilvl w:val="0"/>
-          <w:numId w:val="19"/>
+          <w:numId w:val="20"/>
         </w:numPr>
         <w:tabs>
           <w:tab w:val="left" w:pos="720"/>
@@ -7941,7 +9632,7 @@
         <w:pStyle w:val="16"/>
         <w:numPr>
           <w:ilvl w:val="0"/>
-          <w:numId w:val="19"/>
+          <w:numId w:val="20"/>
         </w:numPr>
         <w:tabs>
           <w:tab w:val="left" w:pos="720"/>
@@ -7950,7 +9641,23 @@
         <w:ind w:hanging="360"/>
       </w:pPr>
       <w:r>
-        <w:t>System / UI Functional Testing: Objective is to verify end-to-end user workflows across the ReactJS frontend and backend server. Technique: Manual exploration and guided scenario execution. Completion Criteria: All critical path user journeys complete without UI freezes or unhandled exceptions.</w:t>
+        <w:t xml:space="preserve">System / UI Functional Testing: Objective is to verify end-to-end user workflows across the </w:t>
+      </w:r>
+      <w:r>
+        <w:rPr>
+          <w:lang w:val="en-US"/>
+        </w:rPr>
+        <w:t>Flutter</w:t>
+      </w:r>
+      <w:r>
+        <w:rPr>
+          <w:rFonts w:hint="default"/>
+          <w:lang w:val="en-US"/>
+        </w:rPr>
+        <w:t xml:space="preserve"> </w:t>
+      </w:r>
+      <w:r>
+        <w:t>frontend and backend server. Technique: Manual exploration and guided scenario execution. Completion Criteria: All critical path user journeys complete without UI freezes or unhandled exceptions.</w:t>
       </w:r>
     </w:p>
     <w:bookmarkEnd w:id="67"/>
@@ -7979,7 +9686,7 @@
         <w:pStyle w:val="16"/>
         <w:numPr>
           <w:ilvl w:val="0"/>
-          <w:numId w:val="20"/>
+          <w:numId w:val="21"/>
         </w:numPr>
         <w:tabs>
           <w:tab w:val="left" w:pos="720"/>
@@ -7996,7 +9703,7 @@
         <w:pStyle w:val="16"/>
         <w:numPr>
           <w:ilvl w:val="0"/>
-          <w:numId w:val="20"/>
+          <w:numId w:val="21"/>
         </w:numPr>
         <w:tabs>
           <w:tab w:val="left" w:pos="720"/>
@@ -8013,7 +9720,7 @@
         <w:pStyle w:val="16"/>
         <w:numPr>
           <w:ilvl w:val="0"/>
-          <w:numId w:val="20"/>
+          <w:numId w:val="21"/>
         </w:numPr>
         <w:tabs>
           <w:tab w:val="left" w:pos="720"/>
@@ -8049,7 +9756,7 @@
         <w:pStyle w:val="16"/>
         <w:numPr>
           <w:ilvl w:val="0"/>
-          <w:numId w:val="21"/>
+          <w:numId w:val="22"/>
         </w:numPr>
         <w:tabs>
           <w:tab w:val="left" w:pos="720"/>
@@ -8066,7 +9773,7 @@
         <w:pStyle w:val="16"/>
         <w:numPr>
           <w:ilvl w:val="0"/>
-          <w:numId w:val="21"/>
+          <w:numId w:val="22"/>
         </w:numPr>
         <w:tabs>
           <w:tab w:val="left" w:pos="720"/>
@@ -8074,16 +9781,18 @@
         <w:spacing w:after="120"/>
         <w:ind w:hanging="360"/>
       </w:pPr>
-      <w:r>
-        <w:t>Postman: API endpoint verification, environment variable injection, and automated Newman test runs.</w:t>
-      </w:r>
-    </w:p>
-    <w:p>
-      <w:pPr>
-        <w:pStyle w:val="16"/>
-        <w:numPr>
-          <w:ilvl w:val="0"/>
-          <w:numId w:val="21"/>
+      <w:bookmarkStart w:id="90" w:name="_GoBack"/>
+      <w:bookmarkEnd w:id="90"/>
+      <w:r>
+        <w:t>Swagger UI / OpenAPI: Live API contract verification and parameter testing directly from browser.</w:t>
+      </w:r>
+    </w:p>
+    <w:p>
+      <w:pPr>
+        <w:pStyle w:val="16"/>
+        <w:numPr>
+          <w:ilvl w:val="0"/>
+          <w:numId w:val="22"/>
         </w:numPr>
         <w:tabs>
           <w:tab w:val="left" w:pos="720"/>
@@ -8092,15 +9801,39 @@
         <w:ind w:hanging="360"/>
       </w:pPr>
       <w:r>
-        <w:t>Swagger UI / OpenAPI: Live API contract verification and parameter testing directly from browser.</w:t>
-      </w:r>
-    </w:p>
-    <w:p>
-      <w:pPr>
-        <w:pStyle w:val="16"/>
-        <w:numPr>
-          <w:ilvl w:val="0"/>
-          <w:numId w:val="21"/>
+        <w:t>pgAdmin &amp; Redis CLI: Database inspection tools to verify physical persistence and cache invalidation during tests.</w:t>
+      </w:r>
+    </w:p>
+    <w:p>
+      <w:r>
+        <w:t>3. Test Plan</w:t>
+      </w:r>
+      <w:bookmarkEnd w:id="69"/>
+      <w:bookmarkEnd w:id="70"/>
+    </w:p>
+    <w:p>
+      <w:pPr>
+        <w:pStyle w:val="4"/>
+      </w:pPr>
+      <w:r>
+        <w:t>3.1 Human Resources</w:t>
+      </w:r>
+    </w:p>
+    <w:p>
+      <w:r>
+        <w:rPr>
+          <w:b/>
+          <w:bCs/>
+        </w:rPr>
+        <w:t>Testing Roles and Responsibility Matrix:</w:t>
+      </w:r>
+    </w:p>
+    <w:p>
+      <w:pPr>
+        <w:pStyle w:val="16"/>
+        <w:numPr>
+          <w:ilvl w:val="0"/>
+          <w:numId w:val="23"/>
         </w:numPr>
         <w:tabs>
           <w:tab w:val="left" w:pos="720"/>
@@ -8109,39 +9842,15 @@
         <w:ind w:hanging="360"/>
       </w:pPr>
       <w:r>
-        <w:t>pgAdmin &amp; Redis CLI: Database inspection tools to verify physical persistence and cache invalidation during tests.</w:t>
-      </w:r>
-    </w:p>
-    <w:p>
-      <w:r>
-        <w:t>3. Test Plan</w:t>
-      </w:r>
-      <w:bookmarkEnd w:id="69"/>
-      <w:bookmarkEnd w:id="70"/>
-    </w:p>
-    <w:p>
-      <w:pPr>
-        <w:pStyle w:val="4"/>
-      </w:pPr>
-      <w:r>
-        <w:t>3.1 Human Resources</w:t>
-      </w:r>
-    </w:p>
-    <w:p>
-      <w:r>
-        <w:rPr>
-          <w:b/>
-          <w:bCs/>
-        </w:rPr>
-        <w:t>Testing Roles and Responsibility Matrix:</w:t>
-      </w:r>
-    </w:p>
-    <w:p>
-      <w:pPr>
-        <w:pStyle w:val="16"/>
-        <w:numPr>
-          <w:ilvl w:val="0"/>
-          <w:numId w:val="22"/>
+        <w:t>Backend Lead &amp; Developers: Responsible for writing and executing unit tests (JUnit) and maintaining API test suites.</w:t>
+      </w:r>
+    </w:p>
+    <w:p>
+      <w:pPr>
+        <w:pStyle w:val="16"/>
+        <w:numPr>
+          <w:ilvl w:val="0"/>
+          <w:numId w:val="23"/>
         </w:numPr>
         <w:tabs>
           <w:tab w:val="left" w:pos="720"/>
@@ -8150,15 +9859,15 @@
         <w:ind w:hanging="360"/>
       </w:pPr>
       <w:r>
-        <w:t>Backend Lead &amp; Developers: Responsible for writing and executing unit tests (JUnit) and maintaining API test suites.</w:t>
-      </w:r>
-    </w:p>
-    <w:p>
-      <w:pPr>
-        <w:pStyle w:val="16"/>
-        <w:numPr>
-          <w:ilvl w:val="0"/>
-          <w:numId w:val="22"/>
+        <w:t>Frontend Lead: Responsible for UI component testing and cross-browser responsiveness validation.</w:t>
+      </w:r>
+    </w:p>
+    <w:p>
+      <w:pPr>
+        <w:pStyle w:val="16"/>
+        <w:numPr>
+          <w:ilvl w:val="0"/>
+          <w:numId w:val="23"/>
         </w:numPr>
         <w:tabs>
           <w:tab w:val="left" w:pos="720"/>
@@ -8167,15 +9876,15 @@
         <w:ind w:hanging="360"/>
       </w:pPr>
       <w:r>
-        <w:t>Frontend Lead: Responsible for UI component testing and cross-browser responsiveness validation.</w:t>
-      </w:r>
-    </w:p>
-    <w:p>
-      <w:pPr>
-        <w:pStyle w:val="16"/>
-        <w:numPr>
-          <w:ilvl w:val="0"/>
-          <w:numId w:val="22"/>
+        <w:t>DB/DevOps Lead: Responsible for database integrity testing, transaction rollback verification, and test environment containerization.</w:t>
+      </w:r>
+    </w:p>
+    <w:p>
+      <w:pPr>
+        <w:pStyle w:val="16"/>
+        <w:numPr>
+          <w:ilvl w:val="0"/>
+          <w:numId w:val="23"/>
         </w:numPr>
         <w:tabs>
           <w:tab w:val="left" w:pos="720"/>
@@ -8184,15 +9893,56 @@
         <w:ind w:hanging="360"/>
       </w:pPr>
       <w:r>
-        <w:t>DB/DevOps Lead: Responsible for database integrity testing, transaction rollback verification, and test environment containerization.</w:t>
-      </w:r>
-    </w:p>
-    <w:p>
-      <w:pPr>
-        <w:pStyle w:val="16"/>
-        <w:numPr>
-          <w:ilvl w:val="0"/>
-          <w:numId w:val="22"/>
+        <w:t>All Team Members: Participate in exploratory system testing and bug logging prior to sprint reviews.</w:t>
+      </w:r>
+    </w:p>
+    <w:p>
+      <w:pPr>
+        <w:pStyle w:val="4"/>
+      </w:pPr>
+      <w:r>
+        <w:t>3.2 Test Environment</w:t>
+      </w:r>
+    </w:p>
+    <w:p>
+      <w:r>
+        <w:rPr>
+          <w:b/>
+          <w:bCs/>
+        </w:rPr>
+        <w:t>Test Environment Infrastructure:</w:t>
+      </w:r>
+    </w:p>
+    <w:p>
+      <w:r>
+        <w:t>Testing is conducted across local developer workstation environments equipped with Docker Desktop running identical containerized instances of PostgreSQL 15 and Redis 7, ensuring consistency between test execution and staging deployment.</w:t>
+      </w:r>
+    </w:p>
+    <w:p>
+      <w:pPr>
+        <w:pStyle w:val="4"/>
+      </w:pPr>
+      <w:bookmarkStart w:id="73" w:name="_Toc47946571"/>
+      <w:r>
+        <w:t>3.3 Test Milestones</w:t>
+      </w:r>
+      <w:bookmarkEnd w:id="73"/>
+    </w:p>
+    <w:p>
+      <w:r>
+        <w:rPr>
+          <w:b/>
+          <w:bCs/>
+        </w:rPr>
+        <w:t>Test Milestones Across Iterations:</w:t>
+      </w:r>
+    </w:p>
+    <w:p>
+      <w:pPr>
+        <w:pStyle w:val="16"/>
+        <w:numPr>
+          <w:ilvl w:val="0"/>
+          <w:numId w:val="24"/>
         </w:numPr>
         <w:tabs>
           <w:tab w:val="left" w:pos="720"/>
@@ -8201,56 +9951,15 @@
         <w:ind w:hanging="360"/>
       </w:pPr>
       <w:r>
-        <w:t>All Team Members: Participate in exploratory system testing and bug logging prior to sprint reviews.</w:t>
-      </w:r>
-    </w:p>
-    <w:p>
-      <w:pPr>
-        <w:pStyle w:val="4"/>
-      </w:pPr>
-      <w:r>
-        <w:t>3.2 Test Environment</w:t>
-      </w:r>
-    </w:p>
-    <w:p>
-      <w:r>
-        <w:rPr>
-          <w:b/>
-          <w:bCs/>
-        </w:rPr>
-        <w:t>Test Environment Infrastructure:</w:t>
-      </w:r>
-    </w:p>
-    <w:p>
-      <w:r>
-        <w:t>Testing is conducted across local developer workstation environments equipped with Docker Desktop running identical containerized instances of PostgreSQL 15 and Redis 7, ensuring consistency between test execution and staging deployment.</w:t>
-      </w:r>
-    </w:p>
-    <w:p>
-      <w:pPr>
-        <w:pStyle w:val="4"/>
-      </w:pPr>
-      <w:bookmarkStart w:id="73" w:name="_Toc47946571"/>
-      <w:r>
-        <w:t>3.3 Test Milestones</w:t>
-      </w:r>
-      <w:bookmarkEnd w:id="73"/>
-    </w:p>
-    <w:p>
-      <w:r>
-        <w:rPr>
-          <w:b/>
-          <w:bCs/>
-        </w:rPr>
-        <w:t>Test Milestones Across Iterations:</w:t>
-      </w:r>
-    </w:p>
-    <w:p>
-      <w:pPr>
-        <w:pStyle w:val="16"/>
-        <w:numPr>
-          <w:ilvl w:val="0"/>
-          <w:numId w:val="23"/>
+        <w:t>Milestone 1 (Week 3 - Iteration 1): Completion of Unit &amp; API test suites for User Authentication and Product Catalog modules.</w:t>
+      </w:r>
+    </w:p>
+    <w:p>
+      <w:pPr>
+        <w:pStyle w:val="16"/>
+        <w:numPr>
+          <w:ilvl w:val="0"/>
+          <w:numId w:val="24"/>
         </w:numPr>
         <w:tabs>
           <w:tab w:val="left" w:pos="720"/>
@@ -8259,15 +9968,15 @@
         <w:ind w:hanging="360"/>
       </w:pPr>
       <w:r>
-        <w:t>Milestone 1 (Week 3 - Iteration 1): Completion of Unit &amp; API test suites for User Authentication and Product Catalog modules.</w:t>
-      </w:r>
-    </w:p>
-    <w:p>
-      <w:pPr>
-        <w:pStyle w:val="16"/>
-        <w:numPr>
-          <w:ilvl w:val="0"/>
-          <w:numId w:val="23"/>
+        <w:t>Milestone 2 (Week 5 - Iteration 2): Completion of API and Integration testing for Shopping Cart and Order Creation flows.</w:t>
+      </w:r>
+    </w:p>
+    <w:p>
+      <w:pPr>
+        <w:pStyle w:val="16"/>
+        <w:numPr>
+          <w:ilvl w:val="0"/>
+          <w:numId w:val="24"/>
         </w:numPr>
         <w:tabs>
           <w:tab w:val="left" w:pos="720"/>
@@ -8276,15 +9985,15 @@
         <w:ind w:hanging="360"/>
       </w:pPr>
       <w:r>
-        <w:t>Milestone 2 (Week 5 - Iteration 2): Completion of API and Integration testing for Shopping Cart and Order Creation flows.</w:t>
-      </w:r>
-    </w:p>
-    <w:p>
-      <w:pPr>
-        <w:pStyle w:val="16"/>
-        <w:numPr>
-          <w:ilvl w:val="0"/>
-          <w:numId w:val="23"/>
+        <w:t>Milestone 3 (Week 7 - Iteration 3): End-to-end verification of Payment Gateway callbacks, Order tracking.</w:t>
+      </w:r>
+    </w:p>
+    <w:p>
+      <w:pPr>
+        <w:pStyle w:val="16"/>
+        <w:numPr>
+          <w:ilvl w:val="0"/>
+          <w:numId w:val="24"/>
         </w:numPr>
         <w:tabs>
           <w:tab w:val="left" w:pos="720"/>
@@ -8293,15 +10002,15 @@
         <w:ind w:hanging="360"/>
       </w:pPr>
       <w:r>
-        <w:t>Milestone 3 (Week 7 - Iteration 3): End-to-end verification of Payment Gateway callbacks, Order tracking, and Review submission.</w:t>
-      </w:r>
-    </w:p>
-    <w:p>
-      <w:pPr>
-        <w:pStyle w:val="16"/>
-        <w:numPr>
-          <w:ilvl w:val="0"/>
-          <w:numId w:val="23"/>
+        <w:t>Milestone 4 (Week 9 - Iteration 4): System testing of AI Chatbot recommendation accuracy and Admin AI Product Classification workflows.</w:t>
+      </w:r>
+    </w:p>
+    <w:p>
+      <w:pPr>
+        <w:pStyle w:val="16"/>
+        <w:numPr>
+          <w:ilvl w:val="0"/>
+          <w:numId w:val="24"/>
         </w:numPr>
         <w:tabs>
           <w:tab w:val="left" w:pos="720"/>
@@ -8310,15 +10019,36 @@
         <w:ind w:hanging="360"/>
       </w:pPr>
       <w:r>
-        <w:t>Milestone 4 (Week 9 - Iteration 4): System testing of AI Chatbot recommendation accuracy and Admin AI Product Classification workflows.</w:t>
-      </w:r>
-    </w:p>
-    <w:p>
-      <w:pPr>
-        <w:pStyle w:val="16"/>
-        <w:numPr>
-          <w:ilvl w:val="0"/>
-          <w:numId w:val="23"/>
+        <w:t>Milestone 5 (Week 10 - Final Release): Final regression test cycle verifying all 31 use cases prior to project defense.</w:t>
+      </w:r>
+    </w:p>
+    <w:p>
+      <w:pPr>
+        <w:pStyle w:val="3"/>
+      </w:pPr>
+      <w:bookmarkStart w:id="74" w:name="_Toc235151151"/>
+      <w:bookmarkStart w:id="75" w:name="_Toc82376830"/>
+      <w:r>
+        <w:t>4. Test Cases</w:t>
+      </w:r>
+      <w:bookmarkEnd w:id="74"/>
+      <w:bookmarkEnd w:id="75"/>
+    </w:p>
+    <w:p>
+      <w:r>
+        <w:rPr>
+          <w:b/>
+          <w:bCs/>
+        </w:rPr>
+        <w:t>Sample Test Cases Specification:</w:t>
+      </w:r>
+    </w:p>
+    <w:p>
+      <w:pPr>
+        <w:pStyle w:val="16"/>
+        <w:numPr>
+          <w:ilvl w:val="0"/>
+          <w:numId w:val="25"/>
         </w:numPr>
         <w:tabs>
           <w:tab w:val="left" w:pos="720"/>
@@ -8327,36 +10057,15 @@
         <w:ind w:hanging="360"/>
       </w:pPr>
       <w:r>
-        <w:t>Milestone 5 (Week 10 - Final Release): Final regression test cycle verifying all 31 use cases prior to project defense.</w:t>
-      </w:r>
-    </w:p>
-    <w:p>
-      <w:pPr>
-        <w:pStyle w:val="3"/>
-      </w:pPr>
-      <w:bookmarkStart w:id="74" w:name="_Toc82376830"/>
-      <w:bookmarkStart w:id="75" w:name="_Toc235151151"/>
-      <w:r>
-        <w:t>4. Test Cases</w:t>
-      </w:r>
-      <w:bookmarkEnd w:id="74"/>
-      <w:bookmarkEnd w:id="75"/>
-    </w:p>
-    <w:p>
-      <w:r>
-        <w:rPr>
-          <w:b/>
-          <w:bCs/>
-        </w:rPr>
-        <w:t>Sample Test Cases Specification:</w:t>
-      </w:r>
-    </w:p>
-    <w:p>
-      <w:pPr>
-        <w:pStyle w:val="16"/>
-        <w:numPr>
-          <w:ilvl w:val="0"/>
-          <w:numId w:val="24"/>
+        <w:t>TC-01 (Checkout - Sufficient Stock): Precondition: User logged in, cart contains 2 units of Item A (stock=10). Action: Submit checkout with valid shipping address and select VNPay. Expected: System creates Order (Pending), reserves stock (stock becomes 8), and returns payment URL. Status: PASSED.</w:t>
+      </w:r>
+    </w:p>
+    <w:p>
+      <w:pPr>
+        <w:pStyle w:val="16"/>
+        <w:numPr>
+          <w:ilvl w:val="0"/>
+          <w:numId w:val="25"/>
         </w:numPr>
         <w:tabs>
           <w:tab w:val="left" w:pos="720"/>
@@ -8365,15 +10074,15 @@
         <w:ind w:hanging="360"/>
       </w:pPr>
       <w:r>
-        <w:t>TC-01 (Checkout - Sufficient Stock): Precondition: User logged in, cart contains 2 units of Item A (stock=10). Action: Submit checkout with valid shipping address and select VNPay. Expected: System creates Order (Pending), reserves stock (stock becomes 8), and returns payment URL. Status: PASSED.</w:t>
-      </w:r>
-    </w:p>
-    <w:p>
-      <w:pPr>
-        <w:pStyle w:val="16"/>
-        <w:numPr>
-          <w:ilvl w:val="0"/>
-          <w:numId w:val="24"/>
+        <w:t>TC-02 (Checkout - Out of Stock Block): Precondition: User logged in, cart contains 5 units of Item B (stock=2). Action: Submit checkout. Expected: System blocks order creation, returns HTTP 400 error indicating stock shortage, and retains cart state. Status: PASSED.</w:t>
+      </w:r>
+    </w:p>
+    <w:p>
+      <w:pPr>
+        <w:pStyle w:val="16"/>
+        <w:numPr>
+          <w:ilvl w:val="0"/>
+          <w:numId w:val="25"/>
         </w:numPr>
         <w:tabs>
           <w:tab w:val="left" w:pos="720"/>
@@ -8382,15 +10091,15 @@
         <w:ind w:hanging="360"/>
       </w:pPr>
       <w:r>
-        <w:t>TC-02 (Checkout - Out of Stock Block): Precondition: User logged in, cart contains 5 units of Item B (stock=2). Action: Submit checkout. Expected: System blocks order creation, returns HTTP 400 error indicating stock shortage, and retains cart state. Status: PASSED.</w:t>
-      </w:r>
-    </w:p>
-    <w:p>
-      <w:pPr>
-        <w:pStyle w:val="16"/>
-        <w:numPr>
-          <w:ilvl w:val="0"/>
-          <w:numId w:val="24"/>
+        <w:t>TC-03 (AI Chatbot Recommendation): Precondition: Guest accesses chatbot widget. Action: Send message "Recommend running shoes under $100". Expected: Chatbot queries NLP/catalog service and returns top 3 matching running shoe product cards within 2 seconds. Status: PASSED.</w:t>
+      </w:r>
+    </w:p>
+    <w:p>
+      <w:pPr>
+        <w:pStyle w:val="16"/>
+        <w:numPr>
+          <w:ilvl w:val="0"/>
+          <w:numId w:val="25"/>
         </w:numPr>
         <w:tabs>
           <w:tab w:val="left" w:pos="720"/>
@@ -8399,15 +10108,33 @@
         <w:ind w:hanging="360"/>
       </w:pPr>
       <w:r>
-        <w:t>TC-03 (AI Chatbot Recommendation): Precondition: Guest accesses chatbot widget. Action: Send message "Recommend running shoes under $100". Expected: Chatbot queries NLP/catalog service and returns top 3 matching running shoe product cards within 2 seconds. Status: PASSED.</w:t>
-      </w:r>
-    </w:p>
-    <w:p>
-      <w:pPr>
-        <w:pStyle w:val="16"/>
-        <w:numPr>
-          <w:ilvl w:val="0"/>
-          <w:numId w:val="24"/>
+        <w:t>TC-04 (Admin AI Classification): Precondition: Admin logged into dashboard. Action: Upload jacket image and trigger AI categorization. Expected: AI returns predicted Category="Jacket", Sport="Running" with confidence score &gt; 85%, allowing admin one-click save. Status: PASSED.</w:t>
+      </w:r>
+    </w:p>
+    <w:p>
+      <w:bookmarkStart w:id="76" w:name="_Toc82376831"/>
+      <w:bookmarkStart w:id="77" w:name="_Toc47946574"/>
+      <w:r>
+        <w:t>5. Test Reports</w:t>
+      </w:r>
+      <w:bookmarkEnd w:id="76"/>
+      <w:bookmarkEnd w:id="77"/>
+    </w:p>
+    <w:p>
+      <w:r>
+        <w:rPr>
+          <w:b/>
+          <w:bCs/>
+        </w:rPr>
+        <w:t>Test Execution Statistics and Analysis Summary:</w:t>
+      </w:r>
+    </w:p>
+    <w:p>
+      <w:pPr>
+        <w:pStyle w:val="16"/>
+        <w:numPr>
+          <w:ilvl w:val="0"/>
+          <w:numId w:val="26"/>
         </w:numPr>
         <w:tabs>
           <w:tab w:val="left" w:pos="720"/>
@@ -8416,38 +10143,15 @@
         <w:ind w:hanging="360"/>
       </w:pPr>
       <w:r>
-        <w:t>TC-04 (Admin AI Classification): Precondition: Admin logged into dashboard. Action: Upload jacket image and trigger AI categorization. Expected: AI returns predicted Category="Jacket", Sport="Running" with confidence score &gt; 85%, allowing admin one-click save. Status: PASSED.</w:t>
-      </w:r>
-    </w:p>
-    <w:p>
-      <w:bookmarkStart w:id="76" w:name="_Toc47946574"/>
-      <w:bookmarkStart w:id="77" w:name="_Toc82376831"/>
-      <w:r>
-        <w:t>5. Tes</w:t>
-      </w:r>
-      <w:bookmarkStart w:id="90" w:name="_GoBack"/>
-      <w:bookmarkEnd w:id="90"/>
-      <w:r>
-        <w:t>t Reports</w:t>
-      </w:r>
-      <w:bookmarkEnd w:id="76"/>
-      <w:bookmarkEnd w:id="77"/>
-    </w:p>
-    <w:p>
-      <w:r>
-        <w:rPr>
-          <w:b/>
-          <w:bCs/>
-        </w:rPr>
-        <w:t>Test Execution Statistics and Analysis Summary:</w:t>
-      </w:r>
-    </w:p>
-    <w:p>
-      <w:pPr>
-        <w:pStyle w:val="16"/>
-        <w:numPr>
-          <w:ilvl w:val="0"/>
-          <w:numId w:val="25"/>
+        <w:t>Total Test Cases Executed: 120 (45 Unit Tests, 50 API Tests, 25 End-to-End System Scenarios)</w:t>
+      </w:r>
+    </w:p>
+    <w:p>
+      <w:pPr>
+        <w:pStyle w:val="16"/>
+        <w:numPr>
+          <w:ilvl w:val="0"/>
+          <w:numId w:val="26"/>
         </w:numPr>
         <w:tabs>
           <w:tab w:val="left" w:pos="720"/>
@@ -8456,15 +10160,15 @@
         <w:ind w:hanging="360"/>
       </w:pPr>
       <w:r>
-        <w:t>Total Test Cases Executed: 120 (45 Unit Tests, 50 API Tests, 25 End-to-End System Scenarios)</w:t>
-      </w:r>
-    </w:p>
-    <w:p>
-      <w:pPr>
-        <w:pStyle w:val="16"/>
-        <w:numPr>
-          <w:ilvl w:val="0"/>
-          <w:numId w:val="25"/>
+        <w:t>Test Execution Results: 116 Passed (96.7%), 4 Resolved Defects (3.3%), 0 Critical Open Defects.</w:t>
+      </w:r>
+    </w:p>
+    <w:p>
+      <w:pPr>
+        <w:pStyle w:val="16"/>
+        <w:numPr>
+          <w:ilvl w:val="0"/>
+          <w:numId w:val="26"/>
         </w:numPr>
         <w:tabs>
           <w:tab w:val="left" w:pos="720"/>
@@ -8473,15 +10177,51 @@
         <w:ind w:hanging="360"/>
       </w:pPr>
       <w:r>
-        <w:t>Test Execution Results: 116 Passed (96.7%), 4 Resolved Defects (3.3%), 0 Critical Open Defects.</w:t>
-      </w:r>
-    </w:p>
-    <w:p>
-      <w:pPr>
-        <w:pStyle w:val="16"/>
-        <w:numPr>
-          <w:ilvl w:val="0"/>
-          <w:numId w:val="25"/>
+        <w:t>Analysis: The high pass rate confirms that the modular monolithic backend effectively enforces business rules and data consistency. Resolved defects primarily involved edge-case cart synchronization when multiple browser tabs were open and minor UI alignment on mobile screens.</w:t>
+      </w:r>
+    </w:p>
+    <w:p>
+      <w:pPr>
+        <w:pStyle w:val="2"/>
+      </w:pPr>
+      <w:bookmarkStart w:id="78" w:name="_Toc235151152"/>
+      <w:r>
+        <w:t>VI. Release Package &amp; User Guides</w:t>
+      </w:r>
+      <w:bookmarkEnd w:id="78"/>
+    </w:p>
+    <w:p>
+      <w:r>
+        <w:t>This chapter concludes the testing documentation and transitions into the final release package and user guidelines.</w:t>
+      </w:r>
+    </w:p>
+    <w:p>
+      <w:pPr>
+        <w:pStyle w:val="3"/>
+      </w:pPr>
+      <w:bookmarkStart w:id="79" w:name="_Toc235151153"/>
+      <w:bookmarkStart w:id="80" w:name="_Toc47946476"/>
+      <w:r>
+        <w:t>1. Deliverable Package</w:t>
+      </w:r>
+      <w:bookmarkEnd w:id="79"/>
+      <w:bookmarkEnd w:id="80"/>
+    </w:p>
+    <w:p>
+      <w:r>
+        <w:rPr>
+          <w:b/>
+          <w:bCs/>
+        </w:rPr>
+        <w:t>Release Package Inventory (Version 1.0.0):</w:t>
+      </w:r>
+    </w:p>
+    <w:p>
+      <w:pPr>
+        <w:pStyle w:val="16"/>
+        <w:numPr>
+          <w:ilvl w:val="0"/>
+          <w:numId w:val="27"/>
         </w:numPr>
         <w:tabs>
           <w:tab w:val="left" w:pos="720"/>
@@ -8490,51 +10230,31 @@
         <w:ind w:hanging="360"/>
       </w:pPr>
       <w:r>
-        <w:t>Analysis: The high pass rate confirms that the modular monolithic backend effectively enforces business rules and data consistency. Resolved defects primarily involved edge-case cart synchronization when multiple browser tabs were open and minor UI alignment on mobile screens.</w:t>
-      </w:r>
-    </w:p>
-    <w:p>
-      <w:pPr>
-        <w:pStyle w:val="2"/>
-      </w:pPr>
-      <w:bookmarkStart w:id="78" w:name="_Toc235151152"/>
-      <w:r>
-        <w:t>VI. Release Package &amp; User Guides</w:t>
-      </w:r>
-      <w:bookmarkEnd w:id="78"/>
-    </w:p>
-    <w:p>
-      <w:r>
-        <w:t>This chapter concludes the testing documentation and transitions into the final release package and user guidelines.</w:t>
-      </w:r>
-    </w:p>
-    <w:p>
-      <w:pPr>
-        <w:pStyle w:val="3"/>
-      </w:pPr>
-      <w:bookmarkStart w:id="79" w:name="_Toc235151153"/>
-      <w:bookmarkStart w:id="80" w:name="_Toc47946476"/>
-      <w:r>
-        <w:t>1. Deliverable Package</w:t>
-      </w:r>
-      <w:bookmarkEnd w:id="79"/>
-      <w:bookmarkEnd w:id="80"/>
-    </w:p>
-    <w:p>
-      <w:r>
-        <w:rPr>
-          <w:b/>
-          <w:bCs/>
-        </w:rPr>
-        <w:t>Release Package Inventory (Version 1.0.0):</w:t>
-      </w:r>
-    </w:p>
-    <w:p>
-      <w:pPr>
-        <w:pStyle w:val="16"/>
-        <w:numPr>
-          <w:ilvl w:val="0"/>
-          <w:numId w:val="26"/>
+        <w:t xml:space="preserve">Source Code Package: `sportswear-ecommerce-v1.0.0.zip` containing Spring Boot microservices (`/backend`), </w:t>
+      </w:r>
+      <w:r>
+        <w:rPr>
+          <w:lang w:val="en-US"/>
+        </w:rPr>
+        <w:t>Flutter</w:t>
+      </w:r>
+      <w:r>
+        <w:rPr>
+          <w:rFonts w:hint="default"/>
+          <w:lang w:val="en-US"/>
+        </w:rPr>
+        <w:t xml:space="preserve"> </w:t>
+      </w:r>
+      <w:r>
+        <w:t>frontend (`/frontend`), and Flutter mobile application (`/mobile`).</w:t>
+      </w:r>
+    </w:p>
+    <w:p>
+      <w:pPr>
+        <w:pStyle w:val="16"/>
+        <w:numPr>
+          <w:ilvl w:val="0"/>
+          <w:numId w:val="27"/>
         </w:numPr>
         <w:tabs>
           <w:tab w:val="left" w:pos="720"/>
@@ -8543,15 +10263,15 @@
         <w:ind w:hanging="360"/>
       </w:pPr>
       <w:r>
-        <w:t>Source Code Package: `sportswear-ecommerce-v1.0.0.zip` containing Spring Boot microservices (`/backend`), ReactJS web frontend (`/frontend`), and Flutter mobile application (`/mobile`).</w:t>
-      </w:r>
-    </w:p>
-    <w:p>
-      <w:pPr>
-        <w:pStyle w:val="16"/>
-        <w:numPr>
-          <w:ilvl w:val="0"/>
-          <w:numId w:val="26"/>
+        <w:t>Database Migration &amp; Seed Scripts: Service-specific database initialization scripts (`01_auth_db.sql`, `02_product_catalog_db.sql`, `03_order_fulfillment_db.sql`, `04_support_chat_db.sql`) establishing the physical schema and sample inventory across services.</w:t>
+      </w:r>
+    </w:p>
+    <w:p>
+      <w:pPr>
+        <w:pStyle w:val="16"/>
+        <w:numPr>
+          <w:ilvl w:val="0"/>
+          <w:numId w:val="27"/>
         </w:numPr>
         <w:tabs>
           <w:tab w:val="left" w:pos="720"/>
@@ -8560,23 +10280,6 @@
         <w:ind w:hanging="360"/>
       </w:pPr>
       <w:r>
-        <w:t>Database Migration &amp; Seed Scripts: Service-specific database initialization scripts (`01_auth_db.sql`, `02_product_catalog_db.sql`, `03_order_fulfillment_db.sql`, `04_support_chat_db.sql`) establishing the physical schema and sample inventory across services.</w:t>
-      </w:r>
-    </w:p>
-    <w:p>
-      <w:pPr>
-        <w:pStyle w:val="16"/>
-        <w:numPr>
-          <w:ilvl w:val="0"/>
-          <w:numId w:val="26"/>
-        </w:numPr>
-        <w:tabs>
-          <w:tab w:val="left" w:pos="720"/>
-        </w:tabs>
-        <w:spacing w:after="120"/>
-        <w:ind w:hanging="360"/>
-      </w:pPr>
-      <w:r>
         <w:t>Containerization Artifacts: `Dockerfile` (Backend/Frontend) and `docker-compose.yml` orchestrating API, UI, PostgreSQL, and Redis containers.</w:t>
       </w:r>
     </w:p>
@@ -8585,7 +10288,7 @@
         <w:pStyle w:val="16"/>
         <w:numPr>
           <w:ilvl w:val="0"/>
-          <w:numId w:val="26"/>
+          <w:numId w:val="27"/>
         </w:numPr>
         <w:tabs>
           <w:tab w:val="left" w:pos="720"/>
@@ -9511,8 +11214,8 @@
       <w:pPr>
         <w:pStyle w:val="4"/>
       </w:pPr>
-      <w:bookmarkStart w:id="83" w:name="_Toc44939197"/>
-      <w:bookmarkStart w:id="84" w:name="_Toc47946480"/>
+      <w:bookmarkStart w:id="83" w:name="_Toc47946480"/>
+      <w:bookmarkStart w:id="84" w:name="_Toc44939197"/>
       <w:r>
         <w:t>2.1 System Requirements</w:t>
       </w:r>
@@ -9533,7 +11236,7 @@
         <w:pStyle w:val="16"/>
         <w:numPr>
           <w:ilvl w:val="0"/>
-          <w:numId w:val="27"/>
+          <w:numId w:val="28"/>
         </w:numPr>
         <w:tabs>
           <w:tab w:val="left" w:pos="720"/>
@@ -9550,7 +11253,7 @@
         <w:pStyle w:val="16"/>
         <w:numPr>
           <w:ilvl w:val="0"/>
-          <w:numId w:val="27"/>
+          <w:numId w:val="28"/>
         </w:numPr>
         <w:tabs>
           <w:tab w:val="left" w:pos="720"/>
@@ -9567,7 +11270,7 @@
         <w:pStyle w:val="16"/>
         <w:numPr>
           <w:ilvl w:val="0"/>
-          <w:numId w:val="27"/>
+          <w:numId w:val="28"/>
         </w:numPr>
         <w:tabs>
           <w:tab w:val="left" w:pos="720"/>
@@ -9584,7 +11287,7 @@
         <w:pStyle w:val="16"/>
         <w:numPr>
           <w:ilvl w:val="0"/>
-          <w:numId w:val="27"/>
+          <w:numId w:val="28"/>
         </w:numPr>
         <w:tabs>
           <w:tab w:val="left" w:pos="720"/>
@@ -9622,7 +11325,7 @@
         <w:pStyle w:val="16"/>
         <w:numPr>
           <w:ilvl w:val="0"/>
-          <w:numId w:val="28"/>
+          <w:numId w:val="29"/>
         </w:numPr>
         <w:tabs>
           <w:tab w:val="left" w:pos="720"/>
@@ -9639,7 +11342,7 @@
         <w:pStyle w:val="16"/>
         <w:numPr>
           <w:ilvl w:val="0"/>
-          <w:numId w:val="28"/>
+          <w:numId w:val="29"/>
         </w:numPr>
         <w:tabs>
           <w:tab w:val="left" w:pos="720"/>
@@ -9656,7 +11359,7 @@
         <w:pStyle w:val="16"/>
         <w:numPr>
           <w:ilvl w:val="0"/>
-          <w:numId w:val="28"/>
+          <w:numId w:val="29"/>
         </w:numPr>
         <w:tabs>
           <w:tab w:val="left" w:pos="720"/>
@@ -9673,7 +11376,7 @@
         <w:pStyle w:val="16"/>
         <w:numPr>
           <w:ilvl w:val="0"/>
-          <w:numId w:val="28"/>
+          <w:numId w:val="29"/>
         </w:numPr>
         <w:tabs>
           <w:tab w:val="left" w:pos="720"/>
@@ -9682,7 +11385,26 @@
         <w:ind w:hanging="360"/>
       </w:pPr>
       <w:r>
-        <w:t>Step 4 (Accessing the Application): Once containers start successfully, run `cd frontend &amp;&amp; npm run dev` to launch the Web UI at `http://localhost:5173`, run `cd mobile &amp;&amp; flutter run` to launch the Flutter Mobile App, and access API documentation on ports 8081 through 8084.</w:t>
+        <w:t xml:space="preserve">Step 4 (Accessing the Application): Once containers start successfully, run `cd frontend &amp;&amp; npm run dev` to launch the </w:t>
+      </w:r>
+      <w:r>
+        <w:rPr>
+          <w:rFonts w:hint="default"/>
+          <w:lang w:val="en-US"/>
+        </w:rPr>
+        <w:t xml:space="preserve">App </w:t>
+      </w:r>
+      <w:r>
+        <w:t>UI at `</w:t>
+      </w:r>
+      <w:r>
+        <w:rPr>
+          <w:rFonts w:hint="default"/>
+        </w:rPr>
+        <w:t>http://localhost:63198</w:t>
+      </w:r>
+      <w:r>
+        <w:t>`, run `cd mobile &amp;&amp; flutter run` to launch the Flutter Mobile App, and access API documentation on ports 8081 through 8084.</w:t>
       </w:r>
     </w:p>
     <w:p>
@@ -9698,8 +11420,8 @@
       <w:pPr>
         <w:pStyle w:val="3"/>
       </w:pPr>
-      <w:bookmarkStart w:id="87" w:name="_Toc47946483"/>
-      <w:bookmarkStart w:id="88" w:name="_Toc235151154"/>
+      <w:bookmarkStart w:id="87" w:name="_Toc235151154"/>
+      <w:bookmarkStart w:id="88" w:name="_Toc47946483"/>
       <w:r>
         <w:t>3. User Manual</w:t>
       </w:r>
@@ -9727,7 +11449,7 @@
     </w:p>
     <w:p>
       <w:r>
-        <w:t>The Sportswear E-Commerce Website provides two primary interfaces: the public Customer Storefront (enabling product discovery, AI chat assistance, cart operations, checkout, and review submission) and the secure Administrative Dashboard (enabling catalog management, AI product classification, and order status updates).</w:t>
+        <w:t>The Sportswear E-Commerce Website provides two primary interfaces: the public Customer Storefront (enabling product discovery, AI chat assistance, cart operations, checkout) and the secure Administrative Dashboard (enabling catalog management, AI product classification, and order status updates).</w:t>
       </w:r>
     </w:p>
     <w:p>
@@ -9763,7 +11485,7 @@
         <w:pStyle w:val="16"/>
         <w:numPr>
           <w:ilvl w:val="0"/>
-          <w:numId w:val="29"/>
+          <w:numId w:val="30"/>
         </w:numPr>
         <w:tabs>
           <w:tab w:val="left" w:pos="720"/>
@@ -9780,7 +11502,7 @@
         <w:pStyle w:val="16"/>
         <w:numPr>
           <w:ilvl w:val="0"/>
-          <w:numId w:val="29"/>
+          <w:numId w:val="30"/>
         </w:numPr>
         <w:tabs>
           <w:tab w:val="left" w:pos="720"/>
@@ -9789,15 +11511,15 @@
         <w:ind w:hanging="360"/>
       </w:pPr>
       <w:r>
-        <w:t>Step 2: Click on a product card to view detailed specifications, available color variants, and customer review ratings.</w:t>
-      </w:r>
-    </w:p>
-    <w:p>
-      <w:pPr>
-        <w:pStyle w:val="16"/>
-        <w:numPr>
-          <w:ilvl w:val="0"/>
-          <w:numId w:val="29"/>
+        <w:t>Step 2: Click on a product card to view detailed specifications, available color variants</w:t>
+      </w:r>
+    </w:p>
+    <w:p>
+      <w:pPr>
+        <w:pStyle w:val="16"/>
+        <w:numPr>
+          <w:ilvl w:val="0"/>
+          <w:numId w:val="30"/>
         </w:numPr>
         <w:tabs>
           <w:tab w:val="left" w:pos="720"/>
@@ -9814,7 +11536,7 @@
         <w:pStyle w:val="16"/>
         <w:numPr>
           <w:ilvl w:val="0"/>
-          <w:numId w:val="29"/>
+          <w:numId w:val="30"/>
         </w:numPr>
         <w:tabs>
           <w:tab w:val="left" w:pos="720"/>
@@ -9831,7 +11553,7 @@
         <w:pStyle w:val="16"/>
         <w:numPr>
           <w:ilvl w:val="0"/>
-          <w:numId w:val="29"/>
+          <w:numId w:val="30"/>
         </w:numPr>
         <w:tabs>
           <w:tab w:val="left" w:pos="720"/>
@@ -9881,7 +11603,7 @@
         <w:pStyle w:val="16"/>
         <w:numPr>
           <w:ilvl w:val="0"/>
-          <w:numId w:val="28"/>
+          <w:numId w:val="29"/>
         </w:numPr>
         <w:tabs>
           <w:tab w:val="left" w:pos="720"/>
@@ -9905,7 +11627,7 @@
         <w:pStyle w:val="16"/>
         <w:numPr>
           <w:ilvl w:val="0"/>
-          <w:numId w:val="28"/>
+          <w:numId w:val="29"/>
         </w:numPr>
         <w:tabs>
           <w:tab w:val="left" w:pos="720"/>
@@ -9929,7 +11651,7 @@
         <w:pStyle w:val="16"/>
         <w:numPr>
           <w:ilvl w:val="0"/>
-          <w:numId w:val="28"/>
+          <w:numId w:val="29"/>
         </w:numPr>
         <w:tabs>
           <w:tab w:val="left" w:pos="720"/>
@@ -9953,7 +11675,7 @@
         <w:pStyle w:val="16"/>
         <w:numPr>
           <w:ilvl w:val="0"/>
-          <w:numId w:val="28"/>
+          <w:numId w:val="29"/>
         </w:numPr>
         <w:tabs>
           <w:tab w:val="left" w:pos="720"/>
@@ -9977,7 +11699,7 @@
         <w:pStyle w:val="16"/>
         <w:numPr>
           <w:ilvl w:val="0"/>
-          <w:numId w:val="28"/>
+          <w:numId w:val="29"/>
         </w:numPr>
         <w:tabs>
           <w:tab w:val="left" w:pos="720"/>
@@ -10010,6 +11732,155 @@
 <file path=word/numbering.xml><?xml version="1.0" encoding="utf-8"?>
 <w:numbering xmlns:wpc="http://schemas.microsoft.com/office/word/2010/wordprocessingCanvas" xmlns:mc="http://schemas.openxmlformats.org/markup-compatibility/2006" xmlns:o="urn:schemas-microsoft-com:office:office" xmlns:r="http://schemas.openxmlformats.org/officeDocument/2006/relationships" xmlns:m="http://schemas.openxmlformats.org/officeDocument/2006/math" xmlns:v="urn:schemas-microsoft-com:vml" xmlns:wp14="http://schemas.microsoft.com/office/word/2010/wordprocessingDrawing" xmlns:wp="http://schemas.openxmlformats.org/drawingml/2006/wordprocessingDrawing" xmlns:w10="urn:schemas-microsoft-com:office:word" xmlns:w="http://schemas.openxmlformats.org/wordprocessingml/2006/main" xmlns:w14="http://schemas.microsoft.com/office/word/2010/wordml" xmlns:wpg="http://schemas.microsoft.com/office/word/2010/wordprocessingGroup" xmlns:wpi="http://schemas.microsoft.com/office/word/2010/wordprocessingInk" xmlns:wne="http://schemas.microsoft.com/office/word/2006/wordml" xmlns:wps="http://schemas.microsoft.com/office/word/2010/wordprocessingShape" mc:Ignorable="w14 wp14">
   <w:abstractNum w:abstractNumId="0">
+    <w:nsid w:val="CF9798CD"/>
+    <w:multiLevelType w:val="multilevel"/>
+    <w:tmpl w:val="CF9798CD"/>
+    <w:lvl w:ilvl="0" w:tentative="0">
+      <w:start w:val="1"/>
+      <w:numFmt w:val="bullet"/>
+      <w:lvlText w:val=""/>
+      <w:lvlJc w:val="left"/>
+      <w:pPr>
+        <w:tabs>
+          <w:tab w:val="left" w:pos="720"/>
+        </w:tabs>
+        <w:ind w:left="720" w:hanging="360"/>
+      </w:pPr>
+      <w:rPr>
+        <w:rFonts w:ascii="Symbol" w:hAnsi="Symbol" w:cs="Symbol"/>
+        <w:sz w:val="20"/>
+      </w:rPr>
+    </w:lvl>
+    <w:lvl w:ilvl="1" w:tentative="0">
+      <w:start w:val="1"/>
+      <w:numFmt w:val="bullet"/>
+      <w:lvlText w:val="o"/>
+      <w:lvlJc w:val="left"/>
+      <w:pPr>
+        <w:tabs>
+          <w:tab w:val="left" w:pos="1440"/>
+        </w:tabs>
+        <w:ind w:left="1440" w:hanging="360"/>
+      </w:pPr>
+      <w:rPr>
+        <w:rFonts w:ascii="Courier New" w:hAnsi="Courier New" w:cs="Courier New"/>
+        <w:sz w:val="20"/>
+      </w:rPr>
+    </w:lvl>
+    <w:lvl w:ilvl="2" w:tentative="0">
+      <w:start w:val="1"/>
+      <w:numFmt w:val="bullet"/>
+      <w:lvlText w:val=""/>
+      <w:lvlJc w:val="left"/>
+      <w:pPr>
+        <w:tabs>
+          <w:tab w:val="left" w:pos="2160"/>
+        </w:tabs>
+        <w:ind w:left="2160" w:hanging="360"/>
+      </w:pPr>
+      <w:rPr>
+        <w:rFonts w:ascii="Wingdings" w:hAnsi="Wingdings" w:cs="Wingdings"/>
+        <w:sz w:val="20"/>
+      </w:rPr>
+    </w:lvl>
+    <w:lvl w:ilvl="3" w:tentative="0">
+      <w:start w:val="1"/>
+      <w:numFmt w:val="bullet"/>
+      <w:lvlText w:val=""/>
+      <w:lvlJc w:val="left"/>
+      <w:pPr>
+        <w:tabs>
+          <w:tab w:val="left" w:pos="2880"/>
+        </w:tabs>
+        <w:ind w:left="2880" w:hanging="360"/>
+      </w:pPr>
+      <w:rPr>
+        <w:rFonts w:hint="default" w:ascii="Wingdings" w:hAnsi="Wingdings" w:cs="Wingdings"/>
+        <w:sz w:val="20"/>
+      </w:rPr>
+    </w:lvl>
+    <w:lvl w:ilvl="4" w:tentative="0">
+      <w:start w:val="1"/>
+      <w:numFmt w:val="bullet"/>
+      <w:lvlText w:val=""/>
+      <w:lvlJc w:val="left"/>
+      <w:pPr>
+        <w:tabs>
+          <w:tab w:val="left" w:pos="3600"/>
+        </w:tabs>
+        <w:ind w:left="3600" w:hanging="360"/>
+      </w:pPr>
+      <w:rPr>
+        <w:rFonts w:hint="default" w:ascii="Wingdings" w:hAnsi="Wingdings" w:cs="Wingdings"/>
+        <w:sz w:val="20"/>
+      </w:rPr>
+    </w:lvl>
+    <w:lvl w:ilvl="5" w:tentative="0">
+      <w:start w:val="1"/>
+      <w:numFmt w:val="bullet"/>
+      <w:lvlText w:val=""/>
+      <w:lvlJc w:val="left"/>
+      <w:pPr>
+        <w:tabs>
+          <w:tab w:val="left" w:pos="4320"/>
+        </w:tabs>
+        <w:ind w:left="4320" w:hanging="360"/>
+      </w:pPr>
+      <w:rPr>
+        <w:rFonts w:hint="default" w:ascii="Wingdings" w:hAnsi="Wingdings" w:cs="Wingdings"/>
+        <w:sz w:val="20"/>
+      </w:rPr>
+    </w:lvl>
+    <w:lvl w:ilvl="6" w:tentative="0">
+      <w:start w:val="1"/>
+      <w:numFmt w:val="bullet"/>
+      <w:lvlText w:val=""/>
+      <w:lvlJc w:val="left"/>
+      <w:pPr>
+        <w:tabs>
+          <w:tab w:val="left" w:pos="5040"/>
+        </w:tabs>
+        <w:ind w:left="5040" w:hanging="360"/>
+      </w:pPr>
+      <w:rPr>
+        <w:rFonts w:hint="default" w:ascii="Wingdings" w:hAnsi="Wingdings" w:cs="Wingdings"/>
+        <w:sz w:val="20"/>
+      </w:rPr>
+    </w:lvl>
+    <w:lvl w:ilvl="7" w:tentative="0">
+      <w:start w:val="1"/>
+      <w:numFmt w:val="bullet"/>
+      <w:lvlText w:val=""/>
+      <w:lvlJc w:val="left"/>
+      <w:pPr>
+        <w:tabs>
+          <w:tab w:val="left" w:pos="5760"/>
+        </w:tabs>
+        <w:ind w:left="5760" w:hanging="360"/>
+      </w:pPr>
+      <w:rPr>
+        <w:rFonts w:hint="default" w:ascii="Wingdings" w:hAnsi="Wingdings" w:cs="Wingdings"/>
+        <w:sz w:val="20"/>
+      </w:rPr>
+    </w:lvl>
+    <w:lvl w:ilvl="8" w:tentative="0">
+      <w:start w:val="1"/>
+      <w:numFmt w:val="bullet"/>
+      <w:lvlText w:val=""/>
+      <w:lvlJc w:val="left"/>
+      <w:pPr>
+        <w:tabs>
+          <w:tab w:val="left" w:pos="6480"/>
+        </w:tabs>
+        <w:ind w:left="6480" w:hanging="360"/>
+      </w:pPr>
+      <w:rPr>
+        <w:rFonts w:hint="default" w:ascii="Wingdings" w:hAnsi="Wingdings" w:cs="Wingdings"/>
+        <w:sz w:val="20"/>
+      </w:rPr>
+    </w:lvl>
+  </w:abstractNum>
+  <w:abstractNum w:abstractNumId="1">
     <w:nsid w:val="19580BEF"/>
     <w:multiLevelType w:val="multilevel"/>
     <w:tmpl w:val="19580BEF"/>
@@ -10125,7 +11996,7 @@
       </w:pPr>
     </w:lvl>
   </w:abstractNum>
-  <w:abstractNum w:abstractNumId="1">
+  <w:abstractNum w:abstractNumId="2">
     <w:nsid w:val="2B0A6348"/>
     <w:multiLevelType w:val="multilevel"/>
     <w:tmpl w:val="2B0A6348"/>
@@ -10238,7 +12109,7 @@
       </w:rPr>
     </w:lvl>
   </w:abstractNum>
-  <w:abstractNum w:abstractNumId="2">
+  <w:abstractNum w:abstractNumId="3">
     <w:nsid w:val="3E521C4D"/>
     <w:multiLevelType w:val="multilevel"/>
     <w:tmpl w:val="3E521C4D"/>
@@ -10351,7 +12222,7 @@
       </w:rPr>
     </w:lvl>
   </w:abstractNum>
-  <w:abstractNum w:abstractNumId="3">
+  <w:abstractNum w:abstractNumId="4">
     <w:nsid w:val="406474A3"/>
     <w:multiLevelType w:val="multilevel"/>
     <w:tmpl w:val="406474A3"/>
@@ -10464,7 +12335,7 @@
       </w:rPr>
     </w:lvl>
   </w:abstractNum>
-  <w:abstractNum w:abstractNumId="4">
+  <w:abstractNum w:abstractNumId="5">
     <w:nsid w:val="41EB1D70"/>
     <w:multiLevelType w:val="multilevel"/>
     <w:tmpl w:val="41EB1D70"/>
@@ -10604,7 +12475,7 @@
       </w:rPr>
     </w:lvl>
   </w:abstractNum>
-  <w:abstractNum w:abstractNumId="5">
+  <w:abstractNum w:abstractNumId="6">
     <w:nsid w:val="46D47072"/>
     <w:multiLevelType w:val="multilevel"/>
     <w:tmpl w:val="46D47072"/>
@@ -10717,7 +12588,7 @@
       </w:pPr>
     </w:lvl>
   </w:abstractNum>
-  <w:abstractNum w:abstractNumId="6">
+  <w:abstractNum w:abstractNumId="7">
     <w:nsid w:val="4EB368CD"/>
     <w:multiLevelType w:val="multilevel"/>
     <w:tmpl w:val="4EB368CD"/>
@@ -10830,7 +12701,7 @@
       </w:rPr>
     </w:lvl>
   </w:abstractNum>
-  <w:abstractNum w:abstractNumId="7">
+  <w:abstractNum w:abstractNumId="8">
     <w:nsid w:val="57220CC3"/>
     <w:multiLevelType w:val="multilevel"/>
     <w:tmpl w:val="57220CC3"/>
@@ -10976,7 +12847,7 @@
       </w:rPr>
     </w:lvl>
   </w:abstractNum>
-  <w:abstractNum w:abstractNumId="8">
+  <w:abstractNum w:abstractNumId="9">
     <w:nsid w:val="721E4AA4"/>
     <w:multiLevelType w:val="multilevel"/>
     <w:tmpl w:val="721E4AA4"/>
@@ -11092,7 +12963,7 @@
       </w:pPr>
     </w:lvl>
   </w:abstractNum>
-  <w:abstractNum w:abstractNumId="9">
+  <w:abstractNum w:abstractNumId="10">
     <w:nsid w:val="741C33BC"/>
     <w:multiLevelType w:val="multilevel"/>
     <w:tmpl w:val="741C33BC"/>
@@ -11216,7 +13087,7 @@
       </w:rPr>
     </w:lvl>
   </w:abstractNum>
-  <w:abstractNum w:abstractNumId="10">
+  <w:abstractNum w:abstractNumId="11">
     <w:nsid w:val="7D405978"/>
     <w:multiLevelType w:val="multilevel"/>
     <w:tmpl w:val="7D405978"/>
@@ -11330,250 +13201,223 @@
     </w:lvl>
   </w:abstractNum>
   <w:num w:numId="1">
+    <w:abstractNumId w:val="8"/>
+  </w:num>
+  <w:num w:numId="2">
+    <w:abstractNumId w:val="11"/>
+  </w:num>
+  <w:num w:numId="3">
     <w:abstractNumId w:val="7"/>
   </w:num>
-  <w:num w:numId="2">
+  <w:num w:numId="4">
+    <w:abstractNumId w:val="4"/>
+  </w:num>
+  <w:num w:numId="5">
+    <w:abstractNumId w:val="2"/>
+  </w:num>
+  <w:num w:numId="6">
+    <w:abstractNumId w:val="9"/>
+  </w:num>
+  <w:num w:numId="7">
+    <w:abstractNumId w:val="1"/>
+  </w:num>
+  <w:num w:numId="8">
     <w:abstractNumId w:val="10"/>
   </w:num>
-  <w:num w:numId="3">
+  <w:num w:numId="9">
+    <w:abstractNumId w:val="3"/>
+  </w:num>
+  <w:num w:numId="10">
+    <w:abstractNumId w:val="5"/>
+  </w:num>
+  <w:num w:numId="11">
     <w:abstractNumId w:val="6"/>
   </w:num>
-  <w:num w:numId="4">
-    <w:abstractNumId w:val="3"/>
+  <w:num w:numId="12">
+    <w:abstractNumId w:val="6"/>
+    <w:lvlOverride w:ilvl="0">
+      <w:startOverride w:val="1"/>
+    </w:lvlOverride>
+    <w:lvlOverride w:ilvl="1">
+      <w:startOverride w:val="1"/>
+    </w:lvlOverride>
+    <w:lvlOverride w:ilvl="2">
+      <w:startOverride w:val="1"/>
+    </w:lvlOverride>
+    <w:lvlOverride w:ilvl="3">
+      <w:startOverride w:val="1"/>
+    </w:lvlOverride>
+    <w:lvlOverride w:ilvl="4">
+      <w:startOverride w:val="1"/>
+    </w:lvlOverride>
+    <w:lvlOverride w:ilvl="5">
+      <w:startOverride w:val="1"/>
+    </w:lvlOverride>
+    <w:lvlOverride w:ilvl="6">
+      <w:startOverride w:val="1"/>
+    </w:lvlOverride>
+    <w:lvlOverride w:ilvl="7">
+      <w:startOverride w:val="1"/>
+    </w:lvlOverride>
+    <w:lvlOverride w:ilvl="8">
+      <w:startOverride w:val="1"/>
+    </w:lvlOverride>
   </w:num>
-  <w:num w:numId="5">
-    <w:abstractNumId w:val="1"/>
+  <w:num w:numId="13">
+    <w:abstractNumId w:val="6"/>
+    <w:lvlOverride w:ilvl="0">
+      <w:startOverride w:val="1"/>
+    </w:lvlOverride>
+    <w:lvlOverride w:ilvl="1">
+      <w:startOverride w:val="1"/>
+    </w:lvlOverride>
+    <w:lvlOverride w:ilvl="2">
+      <w:startOverride w:val="1"/>
+    </w:lvlOverride>
+    <w:lvlOverride w:ilvl="3">
+      <w:startOverride w:val="1"/>
+    </w:lvlOverride>
+    <w:lvlOverride w:ilvl="4">
+      <w:startOverride w:val="1"/>
+    </w:lvlOverride>
+    <w:lvlOverride w:ilvl="5">
+      <w:startOverride w:val="1"/>
+    </w:lvlOverride>
+    <w:lvlOverride w:ilvl="6">
+      <w:startOverride w:val="1"/>
+    </w:lvlOverride>
+    <w:lvlOverride w:ilvl="7">
+      <w:startOverride w:val="1"/>
+    </w:lvlOverride>
+    <w:lvlOverride w:ilvl="8">
+      <w:startOverride w:val="1"/>
+    </w:lvlOverride>
   </w:num>
-  <w:num w:numId="6">
-    <w:abstractNumId w:val="8"/>
+  <w:num w:numId="14">
+    <w:abstractNumId w:val="6"/>
+    <w:lvlOverride w:ilvl="0">
+      <w:startOverride w:val="1"/>
+    </w:lvlOverride>
+    <w:lvlOverride w:ilvl="1">
+      <w:startOverride w:val="1"/>
+    </w:lvlOverride>
+    <w:lvlOverride w:ilvl="2">
+      <w:startOverride w:val="1"/>
+    </w:lvlOverride>
+    <w:lvlOverride w:ilvl="3">
+      <w:startOverride w:val="1"/>
+    </w:lvlOverride>
+    <w:lvlOverride w:ilvl="4">
+      <w:startOverride w:val="1"/>
+    </w:lvlOverride>
+    <w:lvlOverride w:ilvl="5">
+      <w:startOverride w:val="1"/>
+    </w:lvlOverride>
+    <w:lvlOverride w:ilvl="6">
+      <w:startOverride w:val="1"/>
+    </w:lvlOverride>
+    <w:lvlOverride w:ilvl="7">
+      <w:startOverride w:val="1"/>
+    </w:lvlOverride>
+    <w:lvlOverride w:ilvl="8">
+      <w:startOverride w:val="1"/>
+    </w:lvlOverride>
   </w:num>
-  <w:num w:numId="7">
+  <w:num w:numId="15">
+    <w:abstractNumId w:val="6"/>
+    <w:lvlOverride w:ilvl="0">
+      <w:startOverride w:val="1"/>
+    </w:lvlOverride>
+    <w:lvlOverride w:ilvl="1">
+      <w:startOverride w:val="1"/>
+    </w:lvlOverride>
+    <w:lvlOverride w:ilvl="2">
+      <w:startOverride w:val="1"/>
+    </w:lvlOverride>
+    <w:lvlOverride w:ilvl="3">
+      <w:startOverride w:val="1"/>
+    </w:lvlOverride>
+    <w:lvlOverride w:ilvl="4">
+      <w:startOverride w:val="1"/>
+    </w:lvlOverride>
+    <w:lvlOverride w:ilvl="5">
+      <w:startOverride w:val="1"/>
+    </w:lvlOverride>
+    <w:lvlOverride w:ilvl="6">
+      <w:startOverride w:val="1"/>
+    </w:lvlOverride>
+    <w:lvlOverride w:ilvl="7">
+      <w:startOverride w:val="1"/>
+    </w:lvlOverride>
+    <w:lvlOverride w:ilvl="8">
+      <w:startOverride w:val="1"/>
+    </w:lvlOverride>
+  </w:num>
+  <w:num w:numId="16">
+    <w:abstractNumId w:val="6"/>
+    <w:lvlOverride w:ilvl="0">
+      <w:startOverride w:val="1"/>
+    </w:lvlOverride>
+    <w:lvlOverride w:ilvl="1">
+      <w:startOverride w:val="1"/>
+    </w:lvlOverride>
+    <w:lvlOverride w:ilvl="2">
+      <w:startOverride w:val="1"/>
+    </w:lvlOverride>
+    <w:lvlOverride w:ilvl="3">
+      <w:startOverride w:val="1"/>
+    </w:lvlOverride>
+    <w:lvlOverride w:ilvl="4">
+      <w:startOverride w:val="1"/>
+    </w:lvlOverride>
+    <w:lvlOverride w:ilvl="5">
+      <w:startOverride w:val="1"/>
+    </w:lvlOverride>
+    <w:lvlOverride w:ilvl="6">
+      <w:startOverride w:val="1"/>
+    </w:lvlOverride>
+    <w:lvlOverride w:ilvl="7">
+      <w:startOverride w:val="1"/>
+    </w:lvlOverride>
+    <w:lvlOverride w:ilvl="8">
+      <w:startOverride w:val="1"/>
+    </w:lvlOverride>
+  </w:num>
+  <w:num w:numId="17">
+    <w:abstractNumId w:val="6"/>
+    <w:lvlOverride w:ilvl="0">
+      <w:startOverride w:val="1"/>
+    </w:lvlOverride>
+    <w:lvlOverride w:ilvl="1">
+      <w:startOverride w:val="1"/>
+    </w:lvlOverride>
+    <w:lvlOverride w:ilvl="2">
+      <w:startOverride w:val="1"/>
+    </w:lvlOverride>
+    <w:lvlOverride w:ilvl="3">
+      <w:startOverride w:val="1"/>
+    </w:lvlOverride>
+    <w:lvlOverride w:ilvl="4">
+      <w:startOverride w:val="1"/>
+    </w:lvlOverride>
+    <w:lvlOverride w:ilvl="5">
+      <w:startOverride w:val="1"/>
+    </w:lvlOverride>
+    <w:lvlOverride w:ilvl="6">
+      <w:startOverride w:val="1"/>
+    </w:lvlOverride>
+    <w:lvlOverride w:ilvl="7">
+      <w:startOverride w:val="1"/>
+    </w:lvlOverride>
+    <w:lvlOverride w:ilvl="8">
+      <w:startOverride w:val="1"/>
+    </w:lvlOverride>
+  </w:num>
+  <w:num w:numId="18">
     <w:abstractNumId w:val="0"/>
   </w:num>
-  <w:num w:numId="8">
-    <w:abstractNumId w:val="9"/>
-  </w:num>
-  <w:num w:numId="9">
-    <w:abstractNumId w:val="2"/>
-  </w:num>
-  <w:num w:numId="10">
-    <w:abstractNumId w:val="4"/>
-  </w:num>
-  <w:num w:numId="11">
-    <w:abstractNumId w:val="5"/>
-  </w:num>
-  <w:num w:numId="12">
-    <w:abstractNumId w:val="5"/>
-    <w:lvlOverride w:ilvl="0">
-      <w:startOverride w:val="1"/>
-    </w:lvlOverride>
-    <w:lvlOverride w:ilvl="1">
-      <w:startOverride w:val="1"/>
-    </w:lvlOverride>
-    <w:lvlOverride w:ilvl="2">
-      <w:startOverride w:val="1"/>
-    </w:lvlOverride>
-    <w:lvlOverride w:ilvl="3">
-      <w:startOverride w:val="1"/>
-    </w:lvlOverride>
-    <w:lvlOverride w:ilvl="4">
-      <w:startOverride w:val="1"/>
-    </w:lvlOverride>
-    <w:lvlOverride w:ilvl="5">
-      <w:startOverride w:val="1"/>
-    </w:lvlOverride>
-    <w:lvlOverride w:ilvl="6">
-      <w:startOverride w:val="1"/>
-    </w:lvlOverride>
-    <w:lvlOverride w:ilvl="7">
-      <w:startOverride w:val="1"/>
-    </w:lvlOverride>
-    <w:lvlOverride w:ilvl="8">
-      <w:startOverride w:val="1"/>
-    </w:lvlOverride>
-  </w:num>
-  <w:num w:numId="13">
-    <w:abstractNumId w:val="5"/>
-    <w:lvlOverride w:ilvl="0">
-      <w:startOverride w:val="1"/>
-    </w:lvlOverride>
-    <w:lvlOverride w:ilvl="1">
-      <w:startOverride w:val="1"/>
-    </w:lvlOverride>
-    <w:lvlOverride w:ilvl="2">
-      <w:startOverride w:val="1"/>
-    </w:lvlOverride>
-    <w:lvlOverride w:ilvl="3">
-      <w:startOverride w:val="1"/>
-    </w:lvlOverride>
-    <w:lvlOverride w:ilvl="4">
-      <w:startOverride w:val="1"/>
-    </w:lvlOverride>
-    <w:lvlOverride w:ilvl="5">
-      <w:startOverride w:val="1"/>
-    </w:lvlOverride>
-    <w:lvlOverride w:ilvl="6">
-      <w:startOverride w:val="1"/>
-    </w:lvlOverride>
-    <w:lvlOverride w:ilvl="7">
-      <w:startOverride w:val="1"/>
-    </w:lvlOverride>
-    <w:lvlOverride w:ilvl="8">
-      <w:startOverride w:val="1"/>
-    </w:lvlOverride>
-  </w:num>
-  <w:num w:numId="14">
-    <w:abstractNumId w:val="5"/>
-    <w:lvlOverride w:ilvl="0">
-      <w:startOverride w:val="1"/>
-    </w:lvlOverride>
-    <w:lvlOverride w:ilvl="1">
-      <w:startOverride w:val="1"/>
-    </w:lvlOverride>
-    <w:lvlOverride w:ilvl="2">
-      <w:startOverride w:val="1"/>
-    </w:lvlOverride>
-    <w:lvlOverride w:ilvl="3">
-      <w:startOverride w:val="1"/>
-    </w:lvlOverride>
-    <w:lvlOverride w:ilvl="4">
-      <w:startOverride w:val="1"/>
-    </w:lvlOverride>
-    <w:lvlOverride w:ilvl="5">
-      <w:startOverride w:val="1"/>
-    </w:lvlOverride>
-    <w:lvlOverride w:ilvl="6">
-      <w:startOverride w:val="1"/>
-    </w:lvlOverride>
-    <w:lvlOverride w:ilvl="7">
-      <w:startOverride w:val="1"/>
-    </w:lvlOverride>
-    <w:lvlOverride w:ilvl="8">
-      <w:startOverride w:val="1"/>
-    </w:lvlOverride>
-  </w:num>
-  <w:num w:numId="15">
-    <w:abstractNumId w:val="5"/>
-    <w:lvlOverride w:ilvl="0">
-      <w:startOverride w:val="1"/>
-    </w:lvlOverride>
-    <w:lvlOverride w:ilvl="1">
-      <w:startOverride w:val="1"/>
-    </w:lvlOverride>
-    <w:lvlOverride w:ilvl="2">
-      <w:startOverride w:val="1"/>
-    </w:lvlOverride>
-    <w:lvlOverride w:ilvl="3">
-      <w:startOverride w:val="1"/>
-    </w:lvlOverride>
-    <w:lvlOverride w:ilvl="4">
-      <w:startOverride w:val="1"/>
-    </w:lvlOverride>
-    <w:lvlOverride w:ilvl="5">
-      <w:startOverride w:val="1"/>
-    </w:lvlOverride>
-    <w:lvlOverride w:ilvl="6">
-      <w:startOverride w:val="1"/>
-    </w:lvlOverride>
-    <w:lvlOverride w:ilvl="7">
-      <w:startOverride w:val="1"/>
-    </w:lvlOverride>
-    <w:lvlOverride w:ilvl="8">
-      <w:startOverride w:val="1"/>
-    </w:lvlOverride>
-  </w:num>
-  <w:num w:numId="16">
-    <w:abstractNumId w:val="5"/>
-    <w:lvlOverride w:ilvl="0">
-      <w:startOverride w:val="1"/>
-    </w:lvlOverride>
-    <w:lvlOverride w:ilvl="1">
-      <w:startOverride w:val="1"/>
-    </w:lvlOverride>
-    <w:lvlOverride w:ilvl="2">
-      <w:startOverride w:val="1"/>
-    </w:lvlOverride>
-    <w:lvlOverride w:ilvl="3">
-      <w:startOverride w:val="1"/>
-    </w:lvlOverride>
-    <w:lvlOverride w:ilvl="4">
-      <w:startOverride w:val="1"/>
-    </w:lvlOverride>
-    <w:lvlOverride w:ilvl="5">
-      <w:startOverride w:val="1"/>
-    </w:lvlOverride>
-    <w:lvlOverride w:ilvl="6">
-      <w:startOverride w:val="1"/>
-    </w:lvlOverride>
-    <w:lvlOverride w:ilvl="7">
-      <w:startOverride w:val="1"/>
-    </w:lvlOverride>
-    <w:lvlOverride w:ilvl="8">
-      <w:startOverride w:val="1"/>
-    </w:lvlOverride>
-  </w:num>
-  <w:num w:numId="17">
-    <w:abstractNumId w:val="5"/>
-    <w:lvlOverride w:ilvl="0">
-      <w:startOverride w:val="1"/>
-    </w:lvlOverride>
-    <w:lvlOverride w:ilvl="1">
-      <w:startOverride w:val="1"/>
-    </w:lvlOverride>
-    <w:lvlOverride w:ilvl="2">
-      <w:startOverride w:val="1"/>
-    </w:lvlOverride>
-    <w:lvlOverride w:ilvl="3">
-      <w:startOverride w:val="1"/>
-    </w:lvlOverride>
-    <w:lvlOverride w:ilvl="4">
-      <w:startOverride w:val="1"/>
-    </w:lvlOverride>
-    <w:lvlOverride w:ilvl="5">
-      <w:startOverride w:val="1"/>
-    </w:lvlOverride>
-    <w:lvlOverride w:ilvl="6">
-      <w:startOverride w:val="1"/>
-    </w:lvlOverride>
-    <w:lvlOverride w:ilvl="7">
-      <w:startOverride w:val="1"/>
-    </w:lvlOverride>
-    <w:lvlOverride w:ilvl="8">
-      <w:startOverride w:val="1"/>
-    </w:lvlOverride>
-  </w:num>
-  <w:num w:numId="18">
-    <w:abstractNumId w:val="5"/>
-    <w:lvlOverride w:ilvl="0">
-      <w:startOverride w:val="1"/>
-    </w:lvlOverride>
-    <w:lvlOverride w:ilvl="1">
-      <w:startOverride w:val="1"/>
-    </w:lvlOverride>
-    <w:lvlOverride w:ilvl="2">
-      <w:startOverride w:val="1"/>
-    </w:lvlOverride>
-    <w:lvlOverride w:ilvl="3">
-      <w:startOverride w:val="1"/>
-    </w:lvlOverride>
-    <w:lvlOverride w:ilvl="4">
-      <w:startOverride w:val="1"/>
-    </w:lvlOverride>
-    <w:lvlOverride w:ilvl="5">
-      <w:startOverride w:val="1"/>
-    </w:lvlOverride>
-    <w:lvlOverride w:ilvl="6">
-      <w:startOverride w:val="1"/>
-    </w:lvlOverride>
-    <w:lvlOverride w:ilvl="7">
-      <w:startOverride w:val="1"/>
-    </w:lvlOverride>
-    <w:lvlOverride w:ilvl="8">
-      <w:startOverride w:val="1"/>
-    </w:lvlOverride>
-  </w:num>
   <w:num w:numId="19">
-    <w:abstractNumId w:val="5"/>
+    <w:abstractNumId w:val="6"/>
     <w:lvlOverride w:ilvl="0">
       <w:startOverride w:val="1"/>
     </w:lvlOverride>
@@ -11603,7 +13447,7 @@
     </w:lvlOverride>
   </w:num>
   <w:num w:numId="20">
-    <w:abstractNumId w:val="5"/>
+    <w:abstractNumId w:val="6"/>
     <w:lvlOverride w:ilvl="0">
       <w:startOverride w:val="1"/>
     </w:lvlOverride>
@@ -11633,7 +13477,7 @@
     </w:lvlOverride>
   </w:num>
   <w:num w:numId="21">
-    <w:abstractNumId w:val="5"/>
+    <w:abstractNumId w:val="6"/>
     <w:lvlOverride w:ilvl="0">
       <w:startOverride w:val="1"/>
     </w:lvlOverride>
@@ -11663,7 +13507,7 @@
     </w:lvlOverride>
   </w:num>
   <w:num w:numId="22">
-    <w:abstractNumId w:val="5"/>
+    <w:abstractNumId w:val="6"/>
     <w:lvlOverride w:ilvl="0">
       <w:startOverride w:val="1"/>
     </w:lvlOverride>
@@ -11693,7 +13537,7 @@
     </w:lvlOverride>
   </w:num>
   <w:num w:numId="23">
-    <w:abstractNumId w:val="5"/>
+    <w:abstractNumId w:val="6"/>
     <w:lvlOverride w:ilvl="0">
       <w:startOverride w:val="1"/>
     </w:lvlOverride>
@@ -11723,7 +13567,7 @@
     </w:lvlOverride>
   </w:num>
   <w:num w:numId="24">
-    <w:abstractNumId w:val="5"/>
+    <w:abstractNumId w:val="6"/>
     <w:lvlOverride w:ilvl="0">
       <w:startOverride w:val="1"/>
     </w:lvlOverride>
@@ -11753,7 +13597,7 @@
     </w:lvlOverride>
   </w:num>
   <w:num w:numId="25">
-    <w:abstractNumId w:val="5"/>
+    <w:abstractNumId w:val="6"/>
     <w:lvlOverride w:ilvl="0">
       <w:startOverride w:val="1"/>
     </w:lvlOverride>
@@ -11783,7 +13627,7 @@
     </w:lvlOverride>
   </w:num>
   <w:num w:numId="26">
-    <w:abstractNumId w:val="5"/>
+    <w:abstractNumId w:val="6"/>
     <w:lvlOverride w:ilvl="0">
       <w:startOverride w:val="1"/>
     </w:lvlOverride>
@@ -11813,7 +13657,7 @@
     </w:lvlOverride>
   </w:num>
   <w:num w:numId="27">
-    <w:abstractNumId w:val="5"/>
+    <w:abstractNumId w:val="6"/>
     <w:lvlOverride w:ilvl="0">
       <w:startOverride w:val="1"/>
     </w:lvlOverride>
@@ -11843,7 +13687,7 @@
     </w:lvlOverride>
   </w:num>
   <w:num w:numId="28">
-    <w:abstractNumId w:val="5"/>
+    <w:abstractNumId w:val="6"/>
     <w:lvlOverride w:ilvl="0">
       <w:startOverride w:val="1"/>
     </w:lvlOverride>
@@ -11873,7 +13717,37 @@
     </w:lvlOverride>
   </w:num>
   <w:num w:numId="29">
-    <w:abstractNumId w:val="5"/>
+    <w:abstractNumId w:val="6"/>
+    <w:lvlOverride w:ilvl="0">
+      <w:startOverride w:val="1"/>
+    </w:lvlOverride>
+    <w:lvlOverride w:ilvl="1">
+      <w:startOverride w:val="1"/>
+    </w:lvlOverride>
+    <w:lvlOverride w:ilvl="2">
+      <w:startOverride w:val="1"/>
+    </w:lvlOverride>
+    <w:lvlOverride w:ilvl="3">
+      <w:startOverride w:val="1"/>
+    </w:lvlOverride>
+    <w:lvlOverride w:ilvl="4">
+      <w:startOverride w:val="1"/>
+    </w:lvlOverride>
+    <w:lvlOverride w:ilvl="5">
+      <w:startOverride w:val="1"/>
+    </w:lvlOverride>
+    <w:lvlOverride w:ilvl="6">
+      <w:startOverride w:val="1"/>
+    </w:lvlOverride>
+    <w:lvlOverride w:ilvl="7">
+      <w:startOverride w:val="1"/>
+    </w:lvlOverride>
+    <w:lvlOverride w:ilvl="8">
+      <w:startOverride w:val="1"/>
+    </w:lvlOverride>
+  </w:num>
+  <w:num w:numId="30">
+    <w:abstractNumId w:val="6"/>
     <w:lvlOverride w:ilvl="0">
       <w:startOverride w:val="1"/>
     </w:lvlOverride>
@@ -11910,7 +13784,7 @@
   <w:docDefaults>
     <w:rPrDefault>
       <w:rPr>
-        <w:rFonts w:asciiTheme="minorHAnsi" w:hAnsiTheme="minorHAnsi" w:eastAsiaTheme="minorEastAsia" w:cstheme="minorBidi"/>
+        <w:rFonts w:ascii="Times New Roman" w:hAnsi="Times New Roman" w:eastAsia="SimSun" w:cs="Times New Roman"/>
       </w:rPr>
     </w:rPrDefault>
   </w:docDefaults>
@@ -11934,9 +13808,9 @@
     <w:lsdException w:uiPriority="99" w:name="index 7"/>
     <w:lsdException w:uiPriority="99" w:name="index 8"/>
     <w:lsdException w:uiPriority="99" w:name="index 9"/>
-    <w:lsdException w:uiPriority="39" w:semiHidden="0" w:name="toc 1"/>
+    <w:lsdException w:qFormat="1" w:uiPriority="39" w:semiHidden="0" w:name="toc 1"/>
     <w:lsdException w:uiPriority="39" w:semiHidden="0" w:name="toc 2"/>
-    <w:lsdException w:uiPriority="39" w:semiHidden="0" w:name="toc 3"/>
+    <w:lsdException w:qFormat="1" w:uiPriority="39" w:semiHidden="0" w:name="toc 3"/>
     <w:lsdException w:uiPriority="39" w:name="toc 4"/>
     <w:lsdException w:uiPriority="39" w:name="toc 5"/>
     <w:lsdException w:uiPriority="39" w:name="toc 6"/>
@@ -12018,7 +13892,7 @@
     <w:lsdException w:uiPriority="99" w:name="HTML Sample"/>
     <w:lsdException w:uiPriority="99" w:name="HTML Typewriter"/>
     <w:lsdException w:uiPriority="99" w:name="HTML Variable"/>
-    <w:lsdException w:uiPriority="99" w:name="Normal Table"/>
+    <w:lsdException w:qFormat="1" w:uiPriority="99" w:name="Normal Table"/>
     <w:lsdException w:uiPriority="99" w:name="annotation subject"/>
     <w:lsdException w:uiPriority="99" w:name="Table Simple 1"/>
     <w:lsdException w:uiPriority="99" w:name="Table Simple 2"/>
@@ -12315,6 +14189,7 @@
     <w:name w:val="Normal Table"/>
     <w:semiHidden/>
     <w:unhideWhenUsed/>
+    <w:qFormat/>
     <w:uiPriority w:val="99"/>
     <w:tblPr>
       <w:tblCellMar>
@@ -12351,6 +14226,7 @@
     <w:basedOn w:val="1"/>
     <w:next w:val="1"/>
     <w:unhideWhenUsed/>
+    <w:qFormat/>
     <w:uiPriority w:val="39"/>
     <w:pPr>
       <w:spacing w:after="100"/>
@@ -12372,6 +14248,7 @@
     <w:basedOn w:val="1"/>
     <w:next w:val="1"/>
     <w:unhideWhenUsed/>
+    <w:qFormat/>
     <w:uiPriority w:val="39"/>
     <w:pPr>
       <w:spacing w:after="100"/>
